--- a/Slides_Prep_doc.docx
+++ b/Slides_Prep_doc.docx
@@ -2,15 +2,3916 @@
 <file path=word/document.xml><?xml version="1.0" encoding="utf-8"?>
 <w:document xmlns:wpc="http://schemas.microsoft.com/office/word/2010/wordprocessingCanvas" xmlns:cx="http://schemas.microsoft.com/office/drawing/2014/chartex" xmlns:cx1="http://schemas.microsoft.com/office/drawing/2015/9/8/chartex" xmlns:cx2="http://schemas.microsoft.com/office/drawing/2015/10/21/chartex" xmlns:cx3="http://schemas.microsoft.com/office/drawing/2016/5/9/chartex" xmlns:cx4="http://schemas.microsoft.com/office/drawing/2016/5/10/chartex" xmlns:cx5="http://schemas.microsoft.com/office/drawing/2016/5/11/chartex" xmlns:cx6="http://schemas.microsoft.com/office/drawing/2016/5/12/chartex" xmlns:cx7="http://schemas.microsoft.com/office/drawing/2016/5/13/chartex" xmlns:cx8="http://schemas.microsoft.com/office/drawing/2016/5/14/chartex" xmlns:mc="http://schemas.openxmlformats.org/markup-compatibility/2006" xmlns:aink="http://schemas.microsoft.com/office/drawing/2016/ink" xmlns:am3d="http://schemas.microsoft.com/office/drawing/2017/model3d" xmlns:o="urn:schemas-microsoft-com:office:office" xmlns:oel="http://schemas.microsoft.com/office/2019/extlst" xmlns:r="http://schemas.openxmlformats.org/officeDocument/2006/relationships" xmlns:m="http://schemas.openxmlformats.org/officeDocument/2006/math" xmlns:v="urn:schemas-microsoft-com:vml" xmlns:wp14="http://schemas.microsoft.com/office/word/2010/wordprocessingDrawing" xmlns:wp="http://schemas.openxmlformats.org/drawingml/2006/wordprocessingDrawing" xmlns:w10="urn:schemas-microsoft-com:office:word" xmlns:w="http://schemas.openxmlformats.org/wordprocessingml/2006/main" xmlns:w14="http://schemas.microsoft.com/office/word/2010/wordml" xmlns:w15="http://schemas.microsoft.com/office/word/2012/wordml" xmlns:w16cex="http://schemas.microsoft.com/office/word/2018/wordml/cex" xmlns:w16cid="http://schemas.microsoft.com/office/word/2016/wordml/cid" xmlns:w16="http://schemas.microsoft.com/office/word/2018/wordml" xmlns:w16du="http://schemas.microsoft.com/office/word/2023/wordml/word16du" xmlns:w16sdtdh="http://schemas.microsoft.com/office/word/2020/wordml/sdtdatahash" xmlns:w16sdtfl="http://schemas.microsoft.com/office/word/2024/wordml/sdtformatlock" xmlns:w16se="http://schemas.microsoft.com/office/word/2015/wordml/symex" xmlns:wpg="http://schemas.microsoft.com/office/word/2010/wordprocessingGroup" xmlns:wpi="http://schemas.microsoft.com/office/word/2010/wordprocessingInk" xmlns:wne="http://schemas.microsoft.com/office/word/2006/wordml" xmlns:wps="http://schemas.microsoft.com/office/word/2010/wordprocessingShape" mc:Ignorable="w14 w15 w16se w16cid w16 w16cex w16sdtdh w16sdtfl w16du wp14">
   <w:body>
+    <w:p>
+      <w:pPr>
+        <w:rPr>
+          <w:b/>
+          <w:bCs/>
+        </w:rPr>
+      </w:pPr>
+      <w:r>
+        <w:rPr>
+          <w:b/>
+          <w:bCs/>
+        </w:rPr>
+        <w:t>Slide 1 — Cover / Opening</w:t>
+      </w:r>
+    </w:p>
+    <w:p>
+      <w:pPr>
+        <w:rPr>
+          <w:rFonts w:ascii="Garamond" w:hAnsi="Garamond"/>
+          <w:b/>
+          <w:bCs/>
+        </w:rPr>
+      </w:pPr>
+      <w:r>
+        <w:rPr>
+          <w:rFonts w:ascii="Segoe UI Emoji" w:hAnsi="Segoe UI Emoji" w:cs="Segoe UI Emoji"/>
+          <w:b/>
+          <w:bCs/>
+        </w:rPr>
+        <w:t>🥇</w:t>
+      </w:r>
+      <w:r>
+        <w:rPr>
+          <w:rFonts w:ascii="Garamond" w:hAnsi="Garamond"/>
+          <w:b/>
+          <w:bCs/>
+        </w:rPr>
+        <w:t xml:space="preserve"> </w:t>
+      </w:r>
+      <w:r>
+        <w:rPr>
+          <w:rFonts w:ascii="Garamond" w:hAnsi="Garamond"/>
+          <w:b/>
+          <w:bCs/>
+        </w:rPr>
+        <w:t>Tanara AI</w:t>
+      </w:r>
+    </w:p>
+    <w:p>
+      <w:pPr>
+        <w:rPr>
+          <w:b/>
+          <w:bCs/>
+        </w:rPr>
+      </w:pPr>
+      <w:r>
+        <w:rPr>
+          <w:b/>
+          <w:bCs/>
+          <w:i/>
+          <w:iCs/>
+        </w:rPr>
+        <w:t>An Intelligent Public Health Early-Warning System for ASEAN</w:t>
+      </w:r>
+    </w:p>
+    <w:p>
+      <w:r>
+        <w:rPr>
+          <w:b/>
+          <w:bCs/>
+        </w:rPr>
+        <w:t>Tagline:</w:t>
+      </w:r>
+    </w:p>
+    <w:p>
+      <w:r>
+        <w:t>Predict Earlier. Act Faster. Protect Lives.</w:t>
+      </w:r>
+    </w:p>
+    <w:p>
+      <w:r>
+        <w:t>Include:</w:t>
+      </w:r>
+    </w:p>
+    <w:p>
+      <w:pPr>
+        <w:numPr>
+          <w:ilvl w:val="0"/>
+          <w:numId w:val="1"/>
+        </w:numPr>
+      </w:pPr>
+      <w:r>
+        <w:t xml:space="preserve">Team name </w:t>
+      </w:r>
+    </w:p>
+    <w:p>
+      <w:pPr>
+        <w:numPr>
+          <w:ilvl w:val="0"/>
+          <w:numId w:val="1"/>
+        </w:numPr>
+      </w:pPr>
+      <w:r>
+        <w:t xml:space="preserve">SDG 3 logo </w:t>
+      </w:r>
+    </w:p>
+    <w:p>
+      <w:pPr>
+        <w:numPr>
+          <w:ilvl w:val="0"/>
+          <w:numId w:val="1"/>
+        </w:numPr>
+      </w:pPr>
+      <w:r>
+        <w:t xml:space="preserve">Healthcare + AI visual </w:t>
+      </w:r>
+    </w:p>
+    <w:p>
+      <w:r>
+        <w:pict w14:anchorId="621D096C">
+          <v:rect id="_x0000_i1103" style="width:0;height:1.5pt" o:hralign="center" o:hrstd="t" o:hr="t" fillcolor="#a0a0a0" stroked="f"/>
+        </w:pict>
+      </w:r>
+    </w:p>
+    <w:p>
+      <w:pPr>
+        <w:rPr>
+          <w:b/>
+          <w:bCs/>
+        </w:rPr>
+      </w:pPr>
+      <w:r>
+        <w:rPr>
+          <w:b/>
+          <w:bCs/>
+        </w:rPr>
+        <w:t>Slide 2 — The Human Story (Inspiration)</w:t>
+      </w:r>
+    </w:p>
+    <w:p>
+      <w:r>
+        <w:t>Title:</w:t>
+      </w:r>
+    </w:p>
+    <w:p>
+      <w:pPr>
+        <w:rPr>
+          <w:b/>
+          <w:bCs/>
+        </w:rPr>
+      </w:pPr>
+      <w:r>
+        <w:rPr>
+          <w:b/>
+          <w:bCs/>
+        </w:rPr>
+        <w:t>Behind Every Health Statistic Is a Human Life</w:t>
+      </w:r>
+    </w:p>
+    <w:p>
+      <w:r>
+        <w:t>Content:</w:t>
+      </w:r>
+    </w:p>
+    <w:p>
+      <w:r>
+        <w:t>Our journey started from a personal experience. A member of our team lost his father to tuberculosis — a reminder that many health challenges become tragedies not only because solutions do not exist, but because risks are often detected too late.</w:t>
+      </w:r>
+    </w:p>
+    <w:p>
+      <w:r>
+        <w:t>Transition:</w:t>
+      </w:r>
+    </w:p>
+    <w:p>
+      <w:r>
+        <w:t>We asked ourselves: What if health systems could see tomorrow’s risks to</w:t>
+      </w:r>
+      <w:r>
+        <w:pict w14:anchorId="0EFF5F16">
+          <v:rect id="_x0000_i1104" style="width:0;height:1.5pt" o:hralign="center" o:hrstd="t" o:hr="t" fillcolor="#a0a0a0" stroked="f"/>
+        </w:pict>
+      </w:r>
+    </w:p>
+    <w:p>
+      <w:pPr>
+        <w:rPr>
+          <w:b/>
+          <w:bCs/>
+        </w:rPr>
+      </w:pPr>
+      <w:r>
+        <w:rPr>
+          <w:b/>
+          <w:bCs/>
+        </w:rPr>
+        <w:t>Slide 3 — The Problem</w:t>
+      </w:r>
+    </w:p>
+    <w:p>
+      <w:r>
+        <w:t>Title:</w:t>
+      </w:r>
+    </w:p>
+    <w:p>
+      <w:pPr>
+        <w:rPr>
+          <w:b/>
+          <w:bCs/>
+        </w:rPr>
+      </w:pPr>
+      <w:r>
+        <w:rPr>
+          <w:b/>
+          <w:bCs/>
+        </w:rPr>
+        <w:t>Healthcare Systems Are Still Fighting Yesterday’s Battles</w:t>
+      </w:r>
+    </w:p>
+    <w:p>
+      <w:r>
+        <w:t>Show:</w:t>
+      </w:r>
+    </w:p>
+    <w:p>
+      <w:r>
+        <w:t>660M+ ASEAN Population</w:t>
+      </w:r>
+    </w:p>
+    <w:p>
+      <w:r>
+        <w:t>Problem points:</w:t>
+      </w:r>
+    </w:p>
+    <w:p>
+      <w:pPr>
+        <w:numPr>
+          <w:ilvl w:val="0"/>
+          <w:numId w:val="2"/>
+        </w:numPr>
+      </w:pPr>
+      <w:r>
+        <w:t xml:space="preserve">Health progress is uneven across countries </w:t>
+      </w:r>
+    </w:p>
+    <w:p>
+      <w:pPr>
+        <w:numPr>
+          <w:ilvl w:val="0"/>
+          <w:numId w:val="2"/>
+        </w:numPr>
+      </w:pPr>
+      <w:r>
+        <w:t xml:space="preserve">Critical health indicators remain fragmented </w:t>
+      </w:r>
+    </w:p>
+    <w:p>
+      <w:pPr>
+        <w:numPr>
+          <w:ilvl w:val="0"/>
+          <w:numId w:val="2"/>
+        </w:numPr>
+      </w:pPr>
+      <w:r>
+        <w:t xml:space="preserve">Decision-makers lack early-warning intelligence </w:t>
+      </w:r>
+    </w:p>
+    <w:p>
+      <w:pPr>
+        <w:numPr>
+          <w:ilvl w:val="0"/>
+          <w:numId w:val="2"/>
+        </w:numPr>
+      </w:pPr>
+      <w:r>
+        <w:lastRenderedPageBreak/>
+        <w:t xml:space="preserve">Resources often arrive after risks become crises </w:t>
+      </w:r>
+    </w:p>
+    <w:p>
+      <w:r>
+        <w:t>End with:</w:t>
+      </w:r>
+    </w:p>
+    <w:p>
+      <w:r>
+        <w:t>Public health needs prediction, not just reaction.</w:t>
+      </w:r>
+    </w:p>
+    <w:p>
+      <w:r>
+        <w:pict w14:anchorId="75EF8337">
+          <v:rect id="_x0000_i1105" style="width:0;height:1.5pt" o:hralign="center" o:hrstd="t" o:hr="t" fillcolor="#a0a0a0" stroked="f"/>
+        </w:pict>
+      </w:r>
+    </w:p>
+    <w:p>
+      <w:pPr>
+        <w:rPr>
+          <w:b/>
+          <w:bCs/>
+        </w:rPr>
+      </w:pPr>
+      <w:r>
+        <w:rPr>
+          <w:b/>
+          <w:bCs/>
+        </w:rPr>
+        <w:t>Slide 4 — Our Solution</w:t>
+      </w:r>
+    </w:p>
+    <w:p>
+      <w:r>
+        <w:t>Title:</w:t>
+      </w:r>
+    </w:p>
+    <w:p>
+      <w:pPr>
+        <w:rPr>
+          <w:b/>
+          <w:bCs/>
+        </w:rPr>
+      </w:pPr>
+      <w:r>
+        <w:rPr>
+          <w:b/>
+          <w:bCs/>
+        </w:rPr>
+        <w:t xml:space="preserve">Introducing </w:t>
+      </w:r>
+      <w:r>
+        <w:rPr>
+          <w:rFonts w:ascii="Segoe UI Emoji" w:hAnsi="Segoe UI Emoji" w:cs="Segoe UI Emoji"/>
+          <w:b/>
+          <w:bCs/>
+        </w:rPr>
+        <w:t>🥇</w:t>
+      </w:r>
+      <w:r>
+        <w:rPr>
+          <w:b/>
+          <w:bCs/>
+        </w:rPr>
+        <w:t xml:space="preserve"> Tanara AI</w:t>
+      </w:r>
+    </w:p>
+    <w:p>
+      <w:r>
+        <w:t>One diagram:</w:t>
+      </w:r>
+    </w:p>
+    <w:p>
+      <w:r>
+        <w:t>Health Data</w:t>
+      </w:r>
+    </w:p>
+    <w:p>
+      <w:r>
+        <w:t xml:space="preserve">      ↓</w:t>
+      </w:r>
+    </w:p>
+    <w:p>
+      <w:r>
+        <w:t>Risk Intelligence Engine</w:t>
+      </w:r>
+    </w:p>
+    <w:p>
+      <w:r>
+        <w:t xml:space="preserve">      ↓</w:t>
+      </w:r>
+    </w:p>
+    <w:p>
+      <w:r>
+        <w:t>AI Prediction Model</w:t>
+      </w:r>
+    </w:p>
+    <w:p>
+      <w:r>
+        <w:t xml:space="preserve">      ↓</w:t>
+      </w:r>
+    </w:p>
+    <w:p>
+      <w:r>
+        <w:t>Priority Classification</w:t>
+      </w:r>
+    </w:p>
+    <w:p>
+      <w:r>
+        <w:t xml:space="preserve">      ↓</w:t>
+      </w:r>
+    </w:p>
+    <w:p>
+      <w:r>
+        <w:t>Action Recommendations</w:t>
+      </w:r>
+    </w:p>
+    <w:p>
+      <w:r>
+        <w:t>Text:</w:t>
+      </w:r>
+    </w:p>
+    <w:p>
+      <w:r>
+        <w:rPr>
+          <w:rFonts w:ascii="Segoe UI Emoji" w:hAnsi="Segoe UI Emoji" w:cs="Segoe UI Emoji"/>
+        </w:rPr>
+        <w:t>🥇</w:t>
+      </w:r>
+      <w:r>
+        <w:t xml:space="preserve"> Tanara AI</w:t>
+      </w:r>
+      <w:r>
+        <w:t xml:space="preserve"> transforms health indicators into predictive intelligence that helps governments identify risks early and act before crises escalate.</w:t>
+      </w:r>
+    </w:p>
+    <w:p>
+      <w:r>
+        <w:pict w14:anchorId="0089C5FA">
+          <v:rect id="_x0000_i1106" style="width:0;height:1.5pt" o:hralign="center" o:hrstd="t" o:hr="t" fillcolor="#a0a0a0" stroked="f"/>
+        </w:pict>
+      </w:r>
+    </w:p>
+    <w:p>
+      <w:pPr>
+        <w:rPr>
+          <w:b/>
+          <w:bCs/>
+        </w:rPr>
+      </w:pPr>
+      <w:r>
+        <w:rPr>
+          <w:b/>
+          <w:bCs/>
+        </w:rPr>
+        <w:t xml:space="preserve">Slide 5 — How </w:t>
+      </w:r>
+      <w:r>
+        <w:rPr>
+          <w:rFonts w:ascii="Segoe UI Emoji" w:hAnsi="Segoe UI Emoji" w:cs="Segoe UI Emoji"/>
+          <w:b/>
+          <w:bCs/>
+        </w:rPr>
+        <w:t>🥇</w:t>
+      </w:r>
+      <w:r>
+        <w:rPr>
+          <w:b/>
+          <w:bCs/>
+        </w:rPr>
+        <w:t xml:space="preserve"> Tanara AI</w:t>
+      </w:r>
+      <w:r>
+        <w:rPr>
+          <w:b/>
+          <w:bCs/>
+        </w:rPr>
+        <w:t xml:space="preserve"> Works (Framework)</w:t>
+      </w:r>
+    </w:p>
+    <w:p>
+      <w:r>
+        <w:t>Title:</w:t>
+      </w:r>
+    </w:p>
+    <w:p>
+      <w:pPr>
+        <w:rPr>
+          <w:b/>
+          <w:bCs/>
+        </w:rPr>
+      </w:pPr>
+      <w:r>
+        <w:rPr>
+          <w:b/>
+          <w:bCs/>
+        </w:rPr>
+        <w:t>From Data to Life-Saving Decisions</w:t>
+      </w:r>
+    </w:p>
+    <w:p>
+      <w:r>
+        <w:t>Three pillars:</w:t>
+      </w:r>
+    </w:p>
+    <w:p>
+      <w:pPr>
+        <w:rPr>
+          <w:b/>
+          <w:bCs/>
+        </w:rPr>
+      </w:pPr>
+      <w:r>
+        <w:rPr>
+          <w:b/>
+          <w:bCs/>
+        </w:rPr>
+        <w:t>1. Health Risk Index</w:t>
+      </w:r>
+    </w:p>
+    <w:p>
+      <w:proofErr w:type="gramStart"/>
+      <w:r>
+        <w:t>Measures</w:t>
+      </w:r>
+      <w:proofErr w:type="gramEnd"/>
+      <w:r>
+        <w:t xml:space="preserve"> vulnerability</w:t>
+      </w:r>
+    </w:p>
+    <w:p>
+      <w:r>
+        <w:t>Uses:</w:t>
+      </w:r>
+    </w:p>
+    <w:p>
+      <w:pPr>
+        <w:numPr>
+          <w:ilvl w:val="0"/>
+          <w:numId w:val="3"/>
+        </w:numPr>
+      </w:pPr>
+      <w:r>
+        <w:lastRenderedPageBreak/>
+        <w:t xml:space="preserve">Mortality indicators </w:t>
+      </w:r>
+    </w:p>
+    <w:p>
+      <w:pPr>
+        <w:numPr>
+          <w:ilvl w:val="0"/>
+          <w:numId w:val="3"/>
+        </w:numPr>
+      </w:pPr>
+      <w:r>
+        <w:t xml:space="preserve">Disease burden </w:t>
+      </w:r>
+    </w:p>
+    <w:p>
+      <w:pPr>
+        <w:numPr>
+          <w:ilvl w:val="0"/>
+          <w:numId w:val="3"/>
+        </w:numPr>
+      </w:pPr>
+      <w:r>
+        <w:t xml:space="preserve">Nutrition </w:t>
+      </w:r>
+    </w:p>
+    <w:p>
+      <w:r>
+        <w:pict w14:anchorId="407CB800">
+          <v:rect id="_x0000_i1107" style="width:0;height:1.5pt" o:hralign="center" o:hrstd="t" o:hr="t" fillcolor="#a0a0a0" stroked="f"/>
+        </w:pict>
+      </w:r>
+    </w:p>
+    <w:p>
+      <w:pPr>
+        <w:rPr>
+          <w:b/>
+          <w:bCs/>
+        </w:rPr>
+      </w:pPr>
+      <w:r>
+        <w:rPr>
+          <w:b/>
+          <w:bCs/>
+        </w:rPr>
+        <w:t>2. Readiness Intelligence</w:t>
+      </w:r>
+    </w:p>
+    <w:p>
+      <w:r>
+        <w:t>Measures capacity</w:t>
+      </w:r>
+    </w:p>
+    <w:p>
+      <w:r>
+        <w:t>Uses:</w:t>
+      </w:r>
+    </w:p>
+    <w:p>
+      <w:pPr>
+        <w:numPr>
+          <w:ilvl w:val="0"/>
+          <w:numId w:val="4"/>
+        </w:numPr>
+      </w:pPr>
+      <w:r>
+        <w:t xml:space="preserve">Immunization </w:t>
+      </w:r>
+    </w:p>
+    <w:p>
+      <w:pPr>
+        <w:numPr>
+          <w:ilvl w:val="0"/>
+          <w:numId w:val="4"/>
+        </w:numPr>
+      </w:pPr>
+      <w:r>
+        <w:t xml:space="preserve">Healthcare workforce </w:t>
+      </w:r>
+    </w:p>
+    <w:p>
+      <w:pPr>
+        <w:numPr>
+          <w:ilvl w:val="0"/>
+          <w:numId w:val="4"/>
+        </w:numPr>
+      </w:pPr>
+      <w:r>
+        <w:t xml:space="preserve">Health investment </w:t>
+      </w:r>
+    </w:p>
+    <w:p>
+      <w:r>
+        <w:pict w14:anchorId="0BABA9FA">
+          <v:rect id="_x0000_i1108" style="width:0;height:1.5pt" o:hralign="center" o:hrstd="t" o:hr="t" fillcolor="#a0a0a0" stroked="f"/>
+        </w:pict>
+      </w:r>
+    </w:p>
+    <w:p>
+      <w:pPr>
+        <w:rPr>
+          <w:b/>
+          <w:bCs/>
+        </w:rPr>
+      </w:pPr>
+      <w:r>
+        <w:rPr>
+          <w:b/>
+          <w:bCs/>
+        </w:rPr>
+        <w:t>3. AI Early Warning</w:t>
+      </w:r>
+    </w:p>
+    <w:p>
+      <w:r>
+        <w:t>Predicts future risk and recommends action</w:t>
+      </w:r>
+    </w:p>
+    <w:p>
+      <w:r>
+        <w:pict w14:anchorId="53A48FD2">
+          <v:rect id="_x0000_i1109" style="width:0;height:1.5pt" o:hralign="center" o:hrstd="t" o:hr="t" fillcolor="#a0a0a0" stroked="f"/>
+        </w:pict>
+      </w:r>
+    </w:p>
+    <w:p>
+      <w:pPr>
+        <w:rPr>
+          <w:b/>
+          <w:bCs/>
+        </w:rPr>
+      </w:pPr>
+      <w:r>
+        <w:rPr>
+          <w:b/>
+          <w:bCs/>
+        </w:rPr>
+        <w:t>Slide 6 — Data &amp; Methodology</w:t>
+      </w:r>
+    </w:p>
+    <w:p>
+      <w:r>
+        <w:t>Title:</w:t>
+      </w:r>
+    </w:p>
+    <w:p>
+      <w:pPr>
+        <w:rPr>
+          <w:b/>
+          <w:bCs/>
+        </w:rPr>
+      </w:pPr>
+      <w:r>
+        <w:rPr>
+          <w:b/>
+          <w:bCs/>
+        </w:rPr>
+        <w:t>Built on Real Public Health Indicators</w:t>
+      </w:r>
+    </w:p>
+    <w:p>
+      <w:r>
+        <w:t>Dataset:</w:t>
+      </w:r>
+    </w:p>
+    <w:p>
+      <w:pPr>
+        <w:numPr>
+          <w:ilvl w:val="0"/>
+          <w:numId w:val="5"/>
+        </w:numPr>
+      </w:pPr>
+      <w:r>
+        <w:t xml:space="preserve">ASEAN countries </w:t>
+      </w:r>
+    </w:p>
+    <w:p>
+      <w:pPr>
+        <w:numPr>
+          <w:ilvl w:val="0"/>
+          <w:numId w:val="5"/>
+        </w:numPr>
+      </w:pPr>
+      <w:r>
+        <w:t xml:space="preserve">2004–2025 </w:t>
+      </w:r>
+    </w:p>
+    <w:p>
+      <w:pPr>
+        <w:numPr>
+          <w:ilvl w:val="0"/>
+          <w:numId w:val="5"/>
+        </w:numPr>
+      </w:pPr>
+      <w:r>
+        <w:t xml:space="preserve">Provided Data  + </w:t>
+      </w:r>
+      <w:r>
+        <w:t xml:space="preserve">World Bank Development Indicators </w:t>
+      </w:r>
+    </w:p>
+    <w:p>
+      <w:r>
+        <w:t>Pipeline:</w:t>
+      </w:r>
+    </w:p>
+    <w:p>
+      <w:r>
+        <w:t>Data Collection</w:t>
+      </w:r>
+    </w:p>
+    <w:p>
+      <w:r>
+        <w:t xml:space="preserve">      ↓</w:t>
+      </w:r>
+    </w:p>
+    <w:p>
+      <w:r>
+        <w:t>Cleaning &amp; Integration</w:t>
+      </w:r>
+    </w:p>
+    <w:p>
+      <w:r>
+        <w:t xml:space="preserve">      ↓</w:t>
+      </w:r>
+    </w:p>
+    <w:p>
+      <w:r>
+        <w:t>Feature Engineering</w:t>
+      </w:r>
+    </w:p>
+    <w:p>
+      <w:r>
+        <w:t xml:space="preserve">      ↓</w:t>
+      </w:r>
+    </w:p>
+    <w:p>
+      <w:r>
+        <w:lastRenderedPageBreak/>
+        <w:t>ML Training</w:t>
+      </w:r>
+    </w:p>
+    <w:p>
+      <w:r>
+        <w:t xml:space="preserve">      ↓</w:t>
+      </w:r>
+    </w:p>
+    <w:p>
+      <w:r>
+        <w:t>Deployment</w:t>
+      </w:r>
+    </w:p>
+    <w:p>
+      <w:r>
+        <w:t>Mention:</w:t>
+      </w:r>
+    </w:p>
+    <w:p>
+      <w:r>
+        <w:t>Current-year indicators predict following-year health risk.</w:t>
+      </w:r>
+    </w:p>
+    <w:p>
+      <w:r>
+        <w:t>Example:</w:t>
+      </w:r>
+    </w:p>
+    <w:p>
+      <w:r>
+        <w:t>2024 indicators → 2025 risk</w:t>
+      </w:r>
+    </w:p>
+    <w:p>
+      <w:r>
+        <w:pict w14:anchorId="6B2E4760">
+          <v:rect id="_x0000_i1110" style="width:0;height:1.5pt" o:hralign="center" o:hrstd="t" o:hr="t" fillcolor="#a0a0a0" stroked="f"/>
+        </w:pict>
+      </w:r>
+    </w:p>
+    <w:p>
+      <w:pPr>
+        <w:rPr>
+          <w:b/>
+          <w:bCs/>
+        </w:rPr>
+      </w:pPr>
+      <w:r>
+        <w:rPr>
+          <w:b/>
+          <w:bCs/>
+        </w:rPr>
+        <w:t>Slide 7 — Key Insights (EDA)</w:t>
+      </w:r>
+    </w:p>
+    <w:p>
+      <w:r>
+        <w:t>Title:</w:t>
+      </w:r>
+    </w:p>
+    <w:p>
+      <w:pPr>
+        <w:rPr>
+          <w:b/>
+          <w:bCs/>
+        </w:rPr>
+      </w:pPr>
+      <w:r>
+        <w:rPr>
+          <w:b/>
+          <w:bCs/>
+        </w:rPr>
+        <w:t>What the Data Revealed</w:t>
+      </w:r>
+    </w:p>
+    <w:p>
+      <w:r>
+        <w:t>Show your best visuals:</w:t>
+      </w:r>
+    </w:p>
+    <w:p>
+      <w:pPr>
+        <w:numPr>
+          <w:ilvl w:val="0"/>
+          <w:numId w:val="6"/>
+        </w:numPr>
+      </w:pPr>
+      <w:r>
+        <w:t xml:space="preserve">Health risk scores across ASEAN (2025) </w:t>
+      </w:r>
+    </w:p>
+    <w:p>
+      <w:pPr>
+        <w:ind w:left="360"/>
+      </w:pPr>
+      <w:r>
+        <w:rPr>
+          <w:noProof/>
+        </w:rPr>
+        <w:drawing>
+          <wp:inline distT="0" distB="0" distL="0" distR="0" wp14:anchorId="41FD63E1" wp14:editId="79649009">
+            <wp:extent cx="3493314" cy="1669774"/>
+            <wp:effectExtent l="0" t="0" r="0" b="6985"/>
+            <wp:docPr id="1327239231" name="Picture 3"/>
+            <wp:cNvGraphicFramePr>
+              <a:graphicFrameLocks xmlns:a="http://schemas.openxmlformats.org/drawingml/2006/main" noChangeAspect="1"/>
+            </wp:cNvGraphicFramePr>
+            <a:graphic xmlns:a="http://schemas.openxmlformats.org/drawingml/2006/main">
+              <a:graphicData uri="http://schemas.openxmlformats.org/drawingml/2006/picture">
+                <pic:pic xmlns:pic="http://schemas.openxmlformats.org/drawingml/2006/picture">
+                  <pic:nvPicPr>
+                    <pic:cNvPr id="1327239231" name="Picture 1327239231"/>
+                    <pic:cNvPicPr/>
+                  </pic:nvPicPr>
+                  <pic:blipFill>
+                    <a:blip r:embed="rId5" cstate="print">
+                      <a:extLst>
+                        <a:ext uri="{28A0092B-C50C-407E-A947-70E740481C1C}">
+                          <a14:useLocalDpi xmlns:a14="http://schemas.microsoft.com/office/drawing/2010/main" val="0"/>
+                        </a:ext>
+                      </a:extLst>
+                    </a:blip>
+                    <a:stretch>
+                      <a:fillRect/>
+                    </a:stretch>
+                  </pic:blipFill>
+                  <pic:spPr>
+                    <a:xfrm>
+                      <a:off x="0" y="0"/>
+                      <a:ext cx="3509381" cy="1677454"/>
+                    </a:xfrm>
+                    <a:prstGeom prst="rect">
+                      <a:avLst/>
+                    </a:prstGeom>
+                  </pic:spPr>
+                </pic:pic>
+              </a:graphicData>
+            </a:graphic>
+          </wp:inline>
+        </w:drawing>
+      </w:r>
+    </w:p>
+    <w:p>
+      <w:pPr>
+        <w:ind w:left="360"/>
+      </w:pPr>
+    </w:p>
+    <w:p>
+      <w:pPr>
+        <w:ind w:left="360"/>
+      </w:pPr>
+      <w:r>
+        <w:rPr>
+          <w:noProof/>
+        </w:rPr>
+        <w:drawing>
+          <wp:inline distT="0" distB="0" distL="0" distR="0" wp14:anchorId="709376AA" wp14:editId="1EC7FDE9">
+            <wp:extent cx="3628840" cy="1749287"/>
+            <wp:effectExtent l="0" t="0" r="0" b="3810"/>
+            <wp:docPr id="1467663607" name="Picture 8"/>
+            <wp:cNvGraphicFramePr>
+              <a:graphicFrameLocks xmlns:a="http://schemas.openxmlformats.org/drawingml/2006/main" noChangeAspect="1"/>
+            </wp:cNvGraphicFramePr>
+            <a:graphic xmlns:a="http://schemas.openxmlformats.org/drawingml/2006/main">
+              <a:graphicData uri="http://schemas.openxmlformats.org/drawingml/2006/picture">
+                <pic:pic xmlns:pic="http://schemas.openxmlformats.org/drawingml/2006/picture">
+                  <pic:nvPicPr>
+                    <pic:cNvPr id="1467663607" name="Picture 1467663607"/>
+                    <pic:cNvPicPr/>
+                  </pic:nvPicPr>
+                  <pic:blipFill>
+                    <a:blip r:embed="rId6" cstate="print">
+                      <a:extLst>
+                        <a:ext uri="{28A0092B-C50C-407E-A947-70E740481C1C}">
+                          <a14:useLocalDpi xmlns:a14="http://schemas.microsoft.com/office/drawing/2010/main" val="0"/>
+                        </a:ext>
+                      </a:extLst>
+                    </a:blip>
+                    <a:stretch>
+                      <a:fillRect/>
+                    </a:stretch>
+                  </pic:blipFill>
+                  <pic:spPr>
+                    <a:xfrm>
+                      <a:off x="0" y="0"/>
+                      <a:ext cx="3650232" cy="1759599"/>
+                    </a:xfrm>
+                    <a:prstGeom prst="rect">
+                      <a:avLst/>
+                    </a:prstGeom>
+                  </pic:spPr>
+                </pic:pic>
+              </a:graphicData>
+            </a:graphic>
+          </wp:inline>
+        </w:drawing>
+      </w:r>
+    </w:p>
+    <w:p>
+      <w:pPr>
+        <w:ind w:left="360"/>
+      </w:pPr>
+    </w:p>
+    <w:p>
+      <w:pPr>
+        <w:ind w:left="360"/>
+      </w:pPr>
+    </w:p>
+    <w:p>
+      <w:pPr>
+        <w:numPr>
+          <w:ilvl w:val="0"/>
+          <w:numId w:val="6"/>
+        </w:numPr>
+      </w:pPr>
+      <w:r>
+        <w:lastRenderedPageBreak/>
+        <w:t xml:space="preserve">Risk evolution 2004–2025 </w:t>
+      </w:r>
+    </w:p>
+    <w:p>
+      <w:pPr>
+        <w:ind w:left="360"/>
+      </w:pPr>
+      <w:r>
+        <w:rPr>
+          <w:noProof/>
+        </w:rPr>
+        <w:drawing>
+          <wp:inline distT="0" distB="0" distL="0" distR="0" wp14:anchorId="23B8A2E3" wp14:editId="2787C61D">
+            <wp:extent cx="3279913" cy="1626290"/>
+            <wp:effectExtent l="0" t="0" r="0" b="0"/>
+            <wp:docPr id="2138555062" name="Picture 2"/>
+            <wp:cNvGraphicFramePr>
+              <a:graphicFrameLocks xmlns:a="http://schemas.openxmlformats.org/drawingml/2006/main" noChangeAspect="1"/>
+            </wp:cNvGraphicFramePr>
+            <a:graphic xmlns:a="http://schemas.openxmlformats.org/drawingml/2006/main">
+              <a:graphicData uri="http://schemas.openxmlformats.org/drawingml/2006/picture">
+                <pic:pic xmlns:pic="http://schemas.openxmlformats.org/drawingml/2006/picture">
+                  <pic:nvPicPr>
+                    <pic:cNvPr id="2138555062" name="Picture 2138555062"/>
+                    <pic:cNvPicPr/>
+                  </pic:nvPicPr>
+                  <pic:blipFill>
+                    <a:blip r:embed="rId7" cstate="print">
+                      <a:extLst>
+                        <a:ext uri="{28A0092B-C50C-407E-A947-70E740481C1C}">
+                          <a14:useLocalDpi xmlns:a14="http://schemas.microsoft.com/office/drawing/2010/main" val="0"/>
+                        </a:ext>
+                      </a:extLst>
+                    </a:blip>
+                    <a:stretch>
+                      <a:fillRect/>
+                    </a:stretch>
+                  </pic:blipFill>
+                  <pic:spPr>
+                    <a:xfrm>
+                      <a:off x="0" y="0"/>
+                      <a:ext cx="3308735" cy="1640581"/>
+                    </a:xfrm>
+                    <a:prstGeom prst="rect">
+                      <a:avLst/>
+                    </a:prstGeom>
+                  </pic:spPr>
+                </pic:pic>
+              </a:graphicData>
+            </a:graphic>
+          </wp:inline>
+        </w:drawing>
+      </w:r>
+    </w:p>
+    <w:p>
+      <w:pPr>
+        <w:numPr>
+          <w:ilvl w:val="0"/>
+          <w:numId w:val="6"/>
+        </w:numPr>
+      </w:pPr>
+      <w:r>
+        <w:t xml:space="preserve">Risk vs Readiness Matrix </w:t>
+      </w:r>
+    </w:p>
+    <w:p>
+      <w:pPr>
+        <w:ind w:left="360"/>
+      </w:pPr>
+      <w:r>
+        <w:rPr>
+          <w:noProof/>
+        </w:rPr>
+        <w:drawing>
+          <wp:inline distT="0" distB="0" distL="0" distR="0" wp14:anchorId="44AE9DBF" wp14:editId="09D7A06A">
+            <wp:extent cx="4870174" cy="3190588"/>
+            <wp:effectExtent l="0" t="0" r="6985" b="0"/>
+            <wp:docPr id="441444928" name="Picture 4"/>
+            <wp:cNvGraphicFramePr>
+              <a:graphicFrameLocks xmlns:a="http://schemas.openxmlformats.org/drawingml/2006/main" noChangeAspect="1"/>
+            </wp:cNvGraphicFramePr>
+            <a:graphic xmlns:a="http://schemas.openxmlformats.org/drawingml/2006/main">
+              <a:graphicData uri="http://schemas.openxmlformats.org/drawingml/2006/picture">
+                <pic:pic xmlns:pic="http://schemas.openxmlformats.org/drawingml/2006/picture">
+                  <pic:nvPicPr>
+                    <pic:cNvPr id="441444928" name="Picture 441444928"/>
+                    <pic:cNvPicPr/>
+                  </pic:nvPicPr>
+                  <pic:blipFill>
+                    <a:blip r:embed="rId8">
+                      <a:extLst>
+                        <a:ext uri="{28A0092B-C50C-407E-A947-70E740481C1C}">
+                          <a14:useLocalDpi xmlns:a14="http://schemas.microsoft.com/office/drawing/2010/main" val="0"/>
+                        </a:ext>
+                      </a:extLst>
+                    </a:blip>
+                    <a:stretch>
+                      <a:fillRect/>
+                    </a:stretch>
+                  </pic:blipFill>
+                  <pic:spPr>
+                    <a:xfrm>
+                      <a:off x="0" y="0"/>
+                      <a:ext cx="4881437" cy="3197967"/>
+                    </a:xfrm>
+                    <a:prstGeom prst="rect">
+                      <a:avLst/>
+                    </a:prstGeom>
+                  </pic:spPr>
+                </pic:pic>
+              </a:graphicData>
+            </a:graphic>
+          </wp:inline>
+        </w:drawing>
+      </w:r>
+    </w:p>
+    <w:p/>
+    <w:p>
+      <w:r>
+        <w:rPr>
+          <w:noProof/>
+        </w:rPr>
+        <w:lastRenderedPageBreak/>
+        <w:drawing>
+          <wp:inline distT="0" distB="0" distL="0" distR="0" wp14:anchorId="6D52714F" wp14:editId="40E816EF">
+            <wp:extent cx="5406887" cy="3225647"/>
+            <wp:effectExtent l="0" t="0" r="3810" b="0"/>
+            <wp:docPr id="1425512374" name="Picture 7"/>
+            <wp:cNvGraphicFramePr>
+              <a:graphicFrameLocks xmlns:a="http://schemas.openxmlformats.org/drawingml/2006/main" noChangeAspect="1"/>
+            </wp:cNvGraphicFramePr>
+            <a:graphic xmlns:a="http://schemas.openxmlformats.org/drawingml/2006/main">
+              <a:graphicData uri="http://schemas.openxmlformats.org/drawingml/2006/picture">
+                <pic:pic xmlns:pic="http://schemas.openxmlformats.org/drawingml/2006/picture">
+                  <pic:nvPicPr>
+                    <pic:cNvPr id="1425512374" name="Picture 1425512374"/>
+                    <pic:cNvPicPr/>
+                  </pic:nvPicPr>
+                  <pic:blipFill>
+                    <a:blip r:embed="rId9">
+                      <a:extLst>
+                        <a:ext uri="{28A0092B-C50C-407E-A947-70E740481C1C}">
+                          <a14:useLocalDpi xmlns:a14="http://schemas.microsoft.com/office/drawing/2010/main" val="0"/>
+                        </a:ext>
+                      </a:extLst>
+                    </a:blip>
+                    <a:stretch>
+                      <a:fillRect/>
+                    </a:stretch>
+                  </pic:blipFill>
+                  <pic:spPr>
+                    <a:xfrm>
+                      <a:off x="0" y="0"/>
+                      <a:ext cx="5412798" cy="3229174"/>
+                    </a:xfrm>
+                    <a:prstGeom prst="rect">
+                      <a:avLst/>
+                    </a:prstGeom>
+                  </pic:spPr>
+                </pic:pic>
+              </a:graphicData>
+            </a:graphic>
+          </wp:inline>
+        </w:drawing>
+      </w:r>
+    </w:p>
+    <w:p/>
+    <w:p>
+      <w:r>
+        <w:t>Main insight:</w:t>
+      </w:r>
+    </w:p>
+    <w:p>
+      <w:r>
+        <w:t>Countries with similar risks often have different capacities to respond — making readiness as important as risk detection.</w:t>
+      </w:r>
+    </w:p>
+    <w:p>
+      <w:r>
+        <w:t xml:space="preserve">If the correlation between readiness score and health risk score is negative, it suggests that countries with stronger health system capacity tend to have lower public health risk. </w:t>
+      </w:r>
+    </w:p>
+    <w:p>
+      <w:r>
+        <w:t>The cross-tabulation between readiness level and health risk level helps validate the Risk–Readiness Matrix by showing whether low-readiness countries are more likely to appear in medium or high-risk categories.</w:t>
+      </w:r>
+    </w:p>
+    <w:p>
+      <w:r>
+        <w:pict w14:anchorId="697510C7">
+          <v:rect id="_x0000_i1111" style="width:0;height:1.5pt" o:hralign="center" o:hrstd="t" o:hr="t" fillcolor="#a0a0a0" stroked="f"/>
+        </w:pict>
+      </w:r>
+    </w:p>
+    <w:p>
+      <w:pPr>
+        <w:rPr>
+          <w:b/>
+          <w:bCs/>
+        </w:rPr>
+      </w:pPr>
+      <w:r>
+        <w:rPr>
+          <w:b/>
+          <w:bCs/>
+        </w:rPr>
+        <w:t>Slide 8 — Machine Learning Model</w:t>
+      </w:r>
+    </w:p>
+    <w:p>
+      <w:r>
+        <w:t>Title:</w:t>
+      </w:r>
+    </w:p>
+    <w:p>
+      <w:pPr>
+        <w:rPr>
+          <w:b/>
+          <w:bCs/>
+        </w:rPr>
+      </w:pPr>
+      <w:r>
+        <w:rPr>
+          <w:b/>
+          <w:bCs/>
+        </w:rPr>
+        <w:t>Teaching AI to Detect Tomorrow’s Health Risks</w:t>
+      </w:r>
+    </w:p>
+    <w:p>
+      <w:r>
+        <w:t>Show:</w:t>
+      </w:r>
+    </w:p>
+    <w:p>
+      <w:r>
+        <w:t>Models tested:</w:t>
+      </w:r>
+    </w:p>
+    <w:p>
+      <w:pPr>
+        <w:numPr>
+          <w:ilvl w:val="0"/>
+          <w:numId w:val="7"/>
+        </w:numPr>
+      </w:pPr>
+      <w:r>
+        <w:t xml:space="preserve">Logistic Regression </w:t>
+      </w:r>
+    </w:p>
+    <w:p>
+      <w:pPr>
+        <w:numPr>
+          <w:ilvl w:val="0"/>
+          <w:numId w:val="7"/>
+        </w:numPr>
+      </w:pPr>
+      <w:r>
+        <w:t xml:space="preserve">Random Forest </w:t>
+      </w:r>
+    </w:p>
+    <w:p>
+      <w:r>
+        <w:t>Evaluation:</w:t>
+      </w:r>
+    </w:p>
+    <w:p>
+      <w:pPr>
+        <w:numPr>
+          <w:ilvl w:val="0"/>
+          <w:numId w:val="8"/>
+        </w:numPr>
+      </w:pPr>
+      <w:r>
+        <w:t xml:space="preserve">Time-based validation </w:t>
+      </w:r>
+    </w:p>
+    <w:p>
+      <w:pPr>
+        <w:numPr>
+          <w:ilvl w:val="0"/>
+          <w:numId w:val="8"/>
+        </w:numPr>
+      </w:pPr>
+      <w:r>
+        <w:lastRenderedPageBreak/>
+        <w:t xml:space="preserve">Prioritized High-risk detection </w:t>
+      </w:r>
+    </w:p>
+    <w:p>
+      <w:r>
+        <w:t>Important line:</w:t>
+      </w:r>
+    </w:p>
+    <w:p>
+      <w:r>
+        <w:t>In public health, missing a high-risk country is more costly than raising an early warning.</w:t>
+      </w:r>
+    </w:p>
+    <w:p>
+      <w:r>
+        <w:t>Add metrics:</w:t>
+      </w:r>
+    </w:p>
+    <w:p>
+      <w:r>
+        <w:t>Accuracy</w:t>
+      </w:r>
+      <w:r>
+        <w:br/>
+        <w:t>F1-score</w:t>
+      </w:r>
+      <w:r>
+        <w:br/>
+        <w:t>High-risk recall</w:t>
+      </w:r>
+    </w:p>
+    <w:p>
+      <w:r>
+        <w:pict w14:anchorId="4B119981">
+          <v:rect id="_x0000_i1112" style="width:0;height:1.5pt" o:hralign="center" o:hrstd="t" o:hr="t" fillcolor="#a0a0a0" stroked="f"/>
+        </w:pict>
+      </w:r>
+    </w:p>
+    <w:p>
+      <w:pPr>
+        <w:rPr>
+          <w:b/>
+          <w:bCs/>
+        </w:rPr>
+      </w:pPr>
+      <w:r>
+        <w:rPr>
+          <w:b/>
+          <w:bCs/>
+        </w:rPr>
+        <w:t>Slide 9 — Product Demo</w:t>
+      </w:r>
+    </w:p>
+    <w:p>
+      <w:r>
+        <w:t>Title:</w:t>
+      </w:r>
+    </w:p>
+    <w:p>
+      <w:pPr>
+        <w:rPr>
+          <w:b/>
+          <w:bCs/>
+        </w:rPr>
+      </w:pPr>
+      <w:r>
+        <w:rPr>
+          <w:b/>
+          <w:bCs/>
+        </w:rPr>
+        <w:t xml:space="preserve">Turning Predictions </w:t>
+      </w:r>
+      <w:proofErr w:type="gramStart"/>
+      <w:r>
+        <w:rPr>
+          <w:b/>
+          <w:bCs/>
+        </w:rPr>
+        <w:t>Into</w:t>
+      </w:r>
+      <w:proofErr w:type="gramEnd"/>
+      <w:r>
+        <w:rPr>
+          <w:b/>
+          <w:bCs/>
+        </w:rPr>
+        <w:t xml:space="preserve"> Action</w:t>
+      </w:r>
+    </w:p>
+    <w:p>
+      <w:r>
+        <w:t xml:space="preserve">Show </w:t>
+      </w:r>
+      <w:proofErr w:type="spellStart"/>
+      <w:r>
+        <w:t>Streamlit</w:t>
+      </w:r>
+      <w:proofErr w:type="spellEnd"/>
+      <w:r>
+        <w:t xml:space="preserve"> screenshots:</w:t>
+      </w:r>
+    </w:p>
+    <w:p>
+      <w:r>
+        <w:t>Pages:</w:t>
+      </w:r>
+    </w:p>
+    <w:p>
+      <w:pPr>
+        <w:numPr>
+          <w:ilvl w:val="0"/>
+          <w:numId w:val="9"/>
+        </w:numPr>
+      </w:pPr>
+      <w:r>
+        <w:t xml:space="preserve">Executive Dashboard </w:t>
+      </w:r>
+    </w:p>
+    <w:p>
+      <w:pPr>
+        <w:numPr>
+          <w:ilvl w:val="0"/>
+          <w:numId w:val="9"/>
+        </w:numPr>
+      </w:pPr>
+      <w:r>
+        <w:t xml:space="preserve">Risk Intelligence </w:t>
+      </w:r>
+    </w:p>
+    <w:p>
+      <w:pPr>
+        <w:numPr>
+          <w:ilvl w:val="0"/>
+          <w:numId w:val="9"/>
+        </w:numPr>
+      </w:pPr>
+      <w:r>
+        <w:t xml:space="preserve">AI Copilot </w:t>
+      </w:r>
+    </w:p>
+    <w:p>
+      <w:pPr>
+        <w:numPr>
+          <w:ilvl w:val="0"/>
+          <w:numId w:val="9"/>
+        </w:numPr>
+      </w:pPr>
+      <w:r>
+        <w:t xml:space="preserve">Country Deep Dive </w:t>
+      </w:r>
+    </w:p>
+    <w:p>
+      <w:r>
+        <w:t>Highlight:</w:t>
+      </w:r>
+    </w:p>
+    <w:p>
+      <w:r>
+        <w:t>Input:</w:t>
+      </w:r>
+    </w:p>
+    <w:p>
+      <w:r>
+        <w:t>Cambodia 2025 health indicators</w:t>
+      </w:r>
+    </w:p>
+    <w:p>
+      <w:r>
+        <w:t>Output:</w:t>
+      </w:r>
+    </w:p>
+    <w:p>
+      <w:r>
+        <w:t>2026 predicted risk + recommended interventions</w:t>
+      </w:r>
+    </w:p>
+    <w:p>
+      <w:r>
+        <w:rPr>
+          <w:noProof/>
+        </w:rPr>
+        <w:lastRenderedPageBreak/>
+        <w:drawing>
+          <wp:inline distT="0" distB="0" distL="0" distR="0" wp14:anchorId="186FEAD2" wp14:editId="4D4A8784">
+            <wp:extent cx="4178515" cy="5143764"/>
+            <wp:effectExtent l="0" t="0" r="0" b="0"/>
+            <wp:docPr id="269220910" name="Picture 9"/>
+            <wp:cNvGraphicFramePr>
+              <a:graphicFrameLocks xmlns:a="http://schemas.openxmlformats.org/drawingml/2006/main" noChangeAspect="1"/>
+            </wp:cNvGraphicFramePr>
+            <a:graphic xmlns:a="http://schemas.openxmlformats.org/drawingml/2006/main">
+              <a:graphicData uri="http://schemas.openxmlformats.org/drawingml/2006/picture">
+                <pic:pic xmlns:pic="http://schemas.openxmlformats.org/drawingml/2006/picture">
+                  <pic:nvPicPr>
+                    <pic:cNvPr id="269220910" name="Picture 269220910"/>
+                    <pic:cNvPicPr/>
+                  </pic:nvPicPr>
+                  <pic:blipFill>
+                    <a:blip r:embed="rId10">
+                      <a:extLst>
+                        <a:ext uri="{28A0092B-C50C-407E-A947-70E740481C1C}">
+                          <a14:useLocalDpi xmlns:a14="http://schemas.microsoft.com/office/drawing/2010/main" val="0"/>
+                        </a:ext>
+                      </a:extLst>
+                    </a:blip>
+                    <a:stretch>
+                      <a:fillRect/>
+                    </a:stretch>
+                  </pic:blipFill>
+                  <pic:spPr>
+                    <a:xfrm>
+                      <a:off x="0" y="0"/>
+                      <a:ext cx="4178515" cy="5143764"/>
+                    </a:xfrm>
+                    <a:prstGeom prst="rect">
+                      <a:avLst/>
+                    </a:prstGeom>
+                  </pic:spPr>
+                </pic:pic>
+              </a:graphicData>
+            </a:graphic>
+          </wp:inline>
+        </w:drawing>
+      </w:r>
+      <w:r>
+        <w:rPr>
+          <w:noProof/>
+        </w:rPr>
+        <w:lastRenderedPageBreak/>
+        <w:drawing>
+          <wp:inline distT="0" distB="0" distL="0" distR="0" wp14:anchorId="2D815BFC" wp14:editId="3F3DBA48">
+            <wp:extent cx="3930852" cy="5016758"/>
+            <wp:effectExtent l="0" t="0" r="0" b="0"/>
+            <wp:docPr id="38100308" name="Picture 10"/>
+            <wp:cNvGraphicFramePr>
+              <a:graphicFrameLocks xmlns:a="http://schemas.openxmlformats.org/drawingml/2006/main" noChangeAspect="1"/>
+            </wp:cNvGraphicFramePr>
+            <a:graphic xmlns:a="http://schemas.openxmlformats.org/drawingml/2006/main">
+              <a:graphicData uri="http://schemas.openxmlformats.org/drawingml/2006/picture">
+                <pic:pic xmlns:pic="http://schemas.openxmlformats.org/drawingml/2006/picture">
+                  <pic:nvPicPr>
+                    <pic:cNvPr id="38100308" name="Picture 38100308"/>
+                    <pic:cNvPicPr/>
+                  </pic:nvPicPr>
+                  <pic:blipFill>
+                    <a:blip r:embed="rId11">
+                      <a:extLst>
+                        <a:ext uri="{28A0092B-C50C-407E-A947-70E740481C1C}">
+                          <a14:useLocalDpi xmlns:a14="http://schemas.microsoft.com/office/drawing/2010/main" val="0"/>
+                        </a:ext>
+                      </a:extLst>
+                    </a:blip>
+                    <a:stretch>
+                      <a:fillRect/>
+                    </a:stretch>
+                  </pic:blipFill>
+                  <pic:spPr>
+                    <a:xfrm>
+                      <a:off x="0" y="0"/>
+                      <a:ext cx="3930852" cy="5016758"/>
+                    </a:xfrm>
+                    <a:prstGeom prst="rect">
+                      <a:avLst/>
+                    </a:prstGeom>
+                  </pic:spPr>
+                </pic:pic>
+              </a:graphicData>
+            </a:graphic>
+          </wp:inline>
+        </w:drawing>
+      </w:r>
+      <w:r>
+        <w:rPr>
+          <w:noProof/>
+        </w:rPr>
+        <w:lastRenderedPageBreak/>
+        <w:drawing>
+          <wp:inline distT="0" distB="0" distL="0" distR="0" wp14:anchorId="39242789" wp14:editId="3E202224">
+            <wp:extent cx="4464279" cy="4978656"/>
+            <wp:effectExtent l="0" t="0" r="0" b="0"/>
+            <wp:docPr id="240856091" name="Picture 11"/>
+            <wp:cNvGraphicFramePr>
+              <a:graphicFrameLocks xmlns:a="http://schemas.openxmlformats.org/drawingml/2006/main" noChangeAspect="1"/>
+            </wp:cNvGraphicFramePr>
+            <a:graphic xmlns:a="http://schemas.openxmlformats.org/drawingml/2006/main">
+              <a:graphicData uri="http://schemas.openxmlformats.org/drawingml/2006/picture">
+                <pic:pic xmlns:pic="http://schemas.openxmlformats.org/drawingml/2006/picture">
+                  <pic:nvPicPr>
+                    <pic:cNvPr id="240856091" name="Picture 240856091"/>
+                    <pic:cNvPicPr/>
+                  </pic:nvPicPr>
+                  <pic:blipFill>
+                    <a:blip r:embed="rId12">
+                      <a:extLst>
+                        <a:ext uri="{28A0092B-C50C-407E-A947-70E740481C1C}">
+                          <a14:useLocalDpi xmlns:a14="http://schemas.microsoft.com/office/drawing/2010/main" val="0"/>
+                        </a:ext>
+                      </a:extLst>
+                    </a:blip>
+                    <a:stretch>
+                      <a:fillRect/>
+                    </a:stretch>
+                  </pic:blipFill>
+                  <pic:spPr>
+                    <a:xfrm>
+                      <a:off x="0" y="0"/>
+                      <a:ext cx="4464279" cy="4978656"/>
+                    </a:xfrm>
+                    <a:prstGeom prst="rect">
+                      <a:avLst/>
+                    </a:prstGeom>
+                  </pic:spPr>
+                </pic:pic>
+              </a:graphicData>
+            </a:graphic>
+          </wp:inline>
+        </w:drawing>
+      </w:r>
+      <w:r>
+        <w:rPr>
+          <w:noProof/>
+        </w:rPr>
+        <w:lastRenderedPageBreak/>
+        <w:drawing>
+          <wp:inline distT="0" distB="0" distL="0" distR="0" wp14:anchorId="44256400" wp14:editId="71CA8B94">
+            <wp:extent cx="4254719" cy="5016758"/>
+            <wp:effectExtent l="0" t="0" r="0" b="0"/>
+            <wp:docPr id="134586055" name="Picture 12"/>
+            <wp:cNvGraphicFramePr>
+              <a:graphicFrameLocks xmlns:a="http://schemas.openxmlformats.org/drawingml/2006/main" noChangeAspect="1"/>
+            </wp:cNvGraphicFramePr>
+            <a:graphic xmlns:a="http://schemas.openxmlformats.org/drawingml/2006/main">
+              <a:graphicData uri="http://schemas.openxmlformats.org/drawingml/2006/picture">
+                <pic:pic xmlns:pic="http://schemas.openxmlformats.org/drawingml/2006/picture">
+                  <pic:nvPicPr>
+                    <pic:cNvPr id="134586055" name="Picture 134586055"/>
+                    <pic:cNvPicPr/>
+                  </pic:nvPicPr>
+                  <pic:blipFill>
+                    <a:blip r:embed="rId13">
+                      <a:extLst>
+                        <a:ext uri="{28A0092B-C50C-407E-A947-70E740481C1C}">
+                          <a14:useLocalDpi xmlns:a14="http://schemas.microsoft.com/office/drawing/2010/main" val="0"/>
+                        </a:ext>
+                      </a:extLst>
+                    </a:blip>
+                    <a:stretch>
+                      <a:fillRect/>
+                    </a:stretch>
+                  </pic:blipFill>
+                  <pic:spPr>
+                    <a:xfrm>
+                      <a:off x="0" y="0"/>
+                      <a:ext cx="4254719" cy="5016758"/>
+                    </a:xfrm>
+                    <a:prstGeom prst="rect">
+                      <a:avLst/>
+                    </a:prstGeom>
+                  </pic:spPr>
+                </pic:pic>
+              </a:graphicData>
+            </a:graphic>
+          </wp:inline>
+        </w:drawing>
+      </w:r>
+      <w:r>
+        <w:rPr>
+          <w:noProof/>
+        </w:rPr>
+        <w:lastRenderedPageBreak/>
+        <w:drawing>
+          <wp:inline distT="0" distB="0" distL="0" distR="0" wp14:anchorId="05C47FD9" wp14:editId="02599811">
+            <wp:extent cx="4445228" cy="5048509"/>
+            <wp:effectExtent l="0" t="0" r="0" b="0"/>
+            <wp:docPr id="1908086767" name="Picture 13"/>
+            <wp:cNvGraphicFramePr>
+              <a:graphicFrameLocks xmlns:a="http://schemas.openxmlformats.org/drawingml/2006/main" noChangeAspect="1"/>
+            </wp:cNvGraphicFramePr>
+            <a:graphic xmlns:a="http://schemas.openxmlformats.org/drawingml/2006/main">
+              <a:graphicData uri="http://schemas.openxmlformats.org/drawingml/2006/picture">
+                <pic:pic xmlns:pic="http://schemas.openxmlformats.org/drawingml/2006/picture">
+                  <pic:nvPicPr>
+                    <pic:cNvPr id="1908086767" name="Picture 1908086767"/>
+                    <pic:cNvPicPr/>
+                  </pic:nvPicPr>
+                  <pic:blipFill>
+                    <a:blip r:embed="rId14">
+                      <a:extLst>
+                        <a:ext uri="{28A0092B-C50C-407E-A947-70E740481C1C}">
+                          <a14:useLocalDpi xmlns:a14="http://schemas.microsoft.com/office/drawing/2010/main" val="0"/>
+                        </a:ext>
+                      </a:extLst>
+                    </a:blip>
+                    <a:stretch>
+                      <a:fillRect/>
+                    </a:stretch>
+                  </pic:blipFill>
+                  <pic:spPr>
+                    <a:xfrm>
+                      <a:off x="0" y="0"/>
+                      <a:ext cx="4445228" cy="5048509"/>
+                    </a:xfrm>
+                    <a:prstGeom prst="rect">
+                      <a:avLst/>
+                    </a:prstGeom>
+                  </pic:spPr>
+                </pic:pic>
+              </a:graphicData>
+            </a:graphic>
+          </wp:inline>
+        </w:drawing>
+      </w:r>
+      <w:r>
+        <w:rPr>
+          <w:noProof/>
+        </w:rPr>
+        <w:lastRenderedPageBreak/>
+        <w:drawing>
+          <wp:inline distT="0" distB="0" distL="0" distR="0" wp14:anchorId="7037CEA0" wp14:editId="422B7BD9">
+            <wp:extent cx="4591286" cy="4978656"/>
+            <wp:effectExtent l="0" t="0" r="0" b="0"/>
+            <wp:docPr id="685106816" name="Picture 14"/>
+            <wp:cNvGraphicFramePr>
+              <a:graphicFrameLocks xmlns:a="http://schemas.openxmlformats.org/drawingml/2006/main" noChangeAspect="1"/>
+            </wp:cNvGraphicFramePr>
+            <a:graphic xmlns:a="http://schemas.openxmlformats.org/drawingml/2006/main">
+              <a:graphicData uri="http://schemas.openxmlformats.org/drawingml/2006/picture">
+                <pic:pic xmlns:pic="http://schemas.openxmlformats.org/drawingml/2006/picture">
+                  <pic:nvPicPr>
+                    <pic:cNvPr id="685106816" name="Picture 685106816"/>
+                    <pic:cNvPicPr/>
+                  </pic:nvPicPr>
+                  <pic:blipFill>
+                    <a:blip r:embed="rId15">
+                      <a:extLst>
+                        <a:ext uri="{28A0092B-C50C-407E-A947-70E740481C1C}">
+                          <a14:useLocalDpi xmlns:a14="http://schemas.microsoft.com/office/drawing/2010/main" val="0"/>
+                        </a:ext>
+                      </a:extLst>
+                    </a:blip>
+                    <a:stretch>
+                      <a:fillRect/>
+                    </a:stretch>
+                  </pic:blipFill>
+                  <pic:spPr>
+                    <a:xfrm>
+                      <a:off x="0" y="0"/>
+                      <a:ext cx="4591286" cy="4978656"/>
+                    </a:xfrm>
+                    <a:prstGeom prst="rect">
+                      <a:avLst/>
+                    </a:prstGeom>
+                  </pic:spPr>
+                </pic:pic>
+              </a:graphicData>
+            </a:graphic>
+          </wp:inline>
+        </w:drawing>
+      </w:r>
+      <w:r>
+        <w:rPr>
+          <w:noProof/>
+        </w:rPr>
+        <w:drawing>
+          <wp:inline distT="0" distB="0" distL="0" distR="0" wp14:anchorId="63F9AA50" wp14:editId="43740C28">
+            <wp:extent cx="5943600" cy="3025140"/>
+            <wp:effectExtent l="0" t="0" r="0" b="3810"/>
+            <wp:docPr id="1662871632" name="Picture 15"/>
+            <wp:cNvGraphicFramePr>
+              <a:graphicFrameLocks xmlns:a="http://schemas.openxmlformats.org/drawingml/2006/main" noChangeAspect="1"/>
+            </wp:cNvGraphicFramePr>
+            <a:graphic xmlns:a="http://schemas.openxmlformats.org/drawingml/2006/main">
+              <a:graphicData uri="http://schemas.openxmlformats.org/drawingml/2006/picture">
+                <pic:pic xmlns:pic="http://schemas.openxmlformats.org/drawingml/2006/picture">
+                  <pic:nvPicPr>
+                    <pic:cNvPr id="1662871632" name="Picture 1662871632"/>
+                    <pic:cNvPicPr/>
+                  </pic:nvPicPr>
+                  <pic:blipFill>
+                    <a:blip r:embed="rId16" cstate="print">
+                      <a:extLst>
+                        <a:ext uri="{28A0092B-C50C-407E-A947-70E740481C1C}">
+                          <a14:useLocalDpi xmlns:a14="http://schemas.microsoft.com/office/drawing/2010/main" val="0"/>
+                        </a:ext>
+                      </a:extLst>
+                    </a:blip>
+                    <a:stretch>
+                      <a:fillRect/>
+                    </a:stretch>
+                  </pic:blipFill>
+                  <pic:spPr>
+                    <a:xfrm>
+                      <a:off x="0" y="0"/>
+                      <a:ext cx="5943600" cy="3025140"/>
+                    </a:xfrm>
+                    <a:prstGeom prst="rect">
+                      <a:avLst/>
+                    </a:prstGeom>
+                  </pic:spPr>
+                </pic:pic>
+              </a:graphicData>
+            </a:graphic>
+          </wp:inline>
+        </w:drawing>
+      </w:r>
+    </w:p>
+    <w:p>
+      <w:r>
+        <w:pict w14:anchorId="7D3AC353">
+          <v:rect id="_x0000_i1113" style="width:0;height:1.5pt" o:hralign="center" o:hrstd="t" o:hr="t" fillcolor="#a0a0a0" stroked="f"/>
+        </w:pict>
+      </w:r>
+    </w:p>
+    <w:p>
+      <w:pPr>
+        <w:rPr>
+          <w:b/>
+          <w:bCs/>
+        </w:rPr>
+      </w:pPr>
+      <w:r>
+        <w:rPr>
+          <w:b/>
+          <w:bCs/>
+        </w:rPr>
+        <w:t xml:space="preserve">Slide 10 — What Makes </w:t>
+      </w:r>
+      <w:r>
+        <w:rPr>
+          <w:rFonts w:ascii="Segoe UI Emoji" w:hAnsi="Segoe UI Emoji" w:cs="Segoe UI Emoji"/>
+          <w:b/>
+          <w:bCs/>
+        </w:rPr>
+        <w:t>🥇</w:t>
+      </w:r>
+      <w:r>
+        <w:rPr>
+          <w:b/>
+          <w:bCs/>
+        </w:rPr>
+        <w:t xml:space="preserve"> Tanara AI</w:t>
+      </w:r>
+      <w:r>
+        <w:rPr>
+          <w:b/>
+          <w:bCs/>
+        </w:rPr>
+        <w:t xml:space="preserve"> Different?</w:t>
+      </w:r>
+    </w:p>
+    <w:p>
+      <w:r>
+        <w:lastRenderedPageBreak/>
+        <w:t>Title:</w:t>
+      </w:r>
+    </w:p>
+    <w:p>
+      <w:pPr>
+        <w:rPr>
+          <w:b/>
+          <w:bCs/>
+        </w:rPr>
+      </w:pPr>
+      <w:r>
+        <w:rPr>
+          <w:b/>
+          <w:bCs/>
+        </w:rPr>
+        <w:t>Beyond Prediction — Decision Intelligence</w:t>
+      </w:r>
+    </w:p>
+    <w:p>
+      <w:r>
+        <w:t>Comparison:</w:t>
+      </w:r>
+    </w:p>
+    <w:tbl>
+      <w:tblPr>
+        <w:tblW w:w="0" w:type="auto"/>
+        <w:tblCellSpacing w:w="15" w:type="dxa"/>
+        <w:tblCellMar>
+          <w:top w:w="15" w:type="dxa"/>
+          <w:left w:w="15" w:type="dxa"/>
+          <w:bottom w:w="15" w:type="dxa"/>
+          <w:right w:w="15" w:type="dxa"/>
+        </w:tblCellMar>
+        <w:tblLook w:val="04A0" w:firstRow="1" w:lastRow="0" w:firstColumn="1" w:lastColumn="0" w:noHBand="0" w:noVBand="1"/>
+      </w:tblPr>
+      <w:tblGrid>
+        <w:gridCol w:w="2160"/>
+        <w:gridCol w:w="2530"/>
+      </w:tblGrid>
+      <w:tr>
+        <w:trPr>
+          <w:tblHeader/>
+          <w:tblCellSpacing w:w="15" w:type="dxa"/>
+        </w:trPr>
+        <w:tc>
+          <w:tcPr>
+            <w:tcW w:w="0" w:type="auto"/>
+            <w:vAlign w:val="center"/>
+            <w:hideMark/>
+          </w:tcPr>
+          <w:p>
+            <w:pPr>
+              <w:rPr>
+                <w:b/>
+                <w:bCs/>
+              </w:rPr>
+            </w:pPr>
+            <w:r>
+              <w:rPr>
+                <w:b/>
+                <w:bCs/>
+              </w:rPr>
+              <w:t>Traditional Approach</w:t>
+            </w:r>
+          </w:p>
+        </w:tc>
+        <w:tc>
+          <w:tcPr>
+            <w:tcW w:w="0" w:type="auto"/>
+            <w:vAlign w:val="center"/>
+            <w:hideMark/>
+          </w:tcPr>
+          <w:p>
+            <w:pPr>
+              <w:rPr>
+                <w:b/>
+                <w:bCs/>
+              </w:rPr>
+            </w:pPr>
+            <w:r>
+              <w:rPr>
+                <w:rFonts w:ascii="Segoe UI Emoji" w:hAnsi="Segoe UI Emoji" w:cs="Segoe UI Emoji"/>
+                <w:b/>
+                <w:bCs/>
+              </w:rPr>
+              <w:t>🥇</w:t>
+            </w:r>
+            <w:r>
+              <w:rPr>
+                <w:b/>
+                <w:bCs/>
+              </w:rPr>
+              <w:t xml:space="preserve"> Tanara AI</w:t>
+            </w:r>
+          </w:p>
+        </w:tc>
+      </w:tr>
+      <w:tr>
+        <w:trPr>
+          <w:tblCellSpacing w:w="15" w:type="dxa"/>
+        </w:trPr>
+        <w:tc>
+          <w:tcPr>
+            <w:tcW w:w="0" w:type="auto"/>
+            <w:vAlign w:val="center"/>
+            <w:hideMark/>
+          </w:tcPr>
+          <w:p>
+            <w:r>
+              <w:t>React after crisis</w:t>
+            </w:r>
+          </w:p>
+        </w:tc>
+        <w:tc>
+          <w:tcPr>
+            <w:tcW w:w="0" w:type="auto"/>
+            <w:vAlign w:val="center"/>
+            <w:hideMark/>
+          </w:tcPr>
+          <w:p>
+            <w:r>
+              <w:t>Predict before crisis</w:t>
+            </w:r>
+          </w:p>
+        </w:tc>
+      </w:tr>
+      <w:tr>
+        <w:trPr>
+          <w:tblCellSpacing w:w="15" w:type="dxa"/>
+        </w:trPr>
+        <w:tc>
+          <w:tcPr>
+            <w:tcW w:w="0" w:type="auto"/>
+            <w:vAlign w:val="center"/>
+            <w:hideMark/>
+          </w:tcPr>
+          <w:p>
+            <w:r>
+              <w:t>Monitor indicators</w:t>
+            </w:r>
+          </w:p>
+        </w:tc>
+        <w:tc>
+          <w:tcPr>
+            <w:tcW w:w="0" w:type="auto"/>
+            <w:vAlign w:val="center"/>
+            <w:hideMark/>
+          </w:tcPr>
+          <w:p>
+            <w:r>
+              <w:t>Understand risk</w:t>
+            </w:r>
+          </w:p>
+        </w:tc>
+      </w:tr>
+      <w:tr>
+        <w:trPr>
+          <w:tblCellSpacing w:w="15" w:type="dxa"/>
+        </w:trPr>
+        <w:tc>
+          <w:tcPr>
+            <w:tcW w:w="0" w:type="auto"/>
+            <w:vAlign w:val="center"/>
+            <w:hideMark/>
+          </w:tcPr>
+          <w:p>
+            <w:r>
+              <w:t>Separate datasets</w:t>
+            </w:r>
+          </w:p>
+        </w:tc>
+        <w:tc>
+          <w:tcPr>
+            <w:tcW w:w="0" w:type="auto"/>
+            <w:vAlign w:val="center"/>
+            <w:hideMark/>
+          </w:tcPr>
+          <w:p>
+            <w:r>
+              <w:t>Unified intelligence</w:t>
+            </w:r>
+          </w:p>
+        </w:tc>
+      </w:tr>
+      <w:tr>
+        <w:trPr>
+          <w:tblCellSpacing w:w="15" w:type="dxa"/>
+        </w:trPr>
+        <w:tc>
+          <w:tcPr>
+            <w:tcW w:w="0" w:type="auto"/>
+            <w:vAlign w:val="center"/>
+            <w:hideMark/>
+          </w:tcPr>
+          <w:p>
+            <w:r>
+              <w:t>Reports</w:t>
+            </w:r>
+          </w:p>
+        </w:tc>
+        <w:tc>
+          <w:tcPr>
+            <w:tcW w:w="0" w:type="auto"/>
+            <w:vAlign w:val="center"/>
+            <w:hideMark/>
+          </w:tcPr>
+          <w:p>
+            <w:r>
+              <w:t>Action recommendations</w:t>
+            </w:r>
+          </w:p>
+        </w:tc>
+      </w:tr>
+    </w:tbl>
+    <w:p>
+      <w:r>
+        <w:pict w14:anchorId="526442B5">
+          <v:rect id="_x0000_i1114" style="width:0;height:1.5pt" o:hralign="center" o:hrstd="t" o:hr="t" fillcolor="#a0a0a0" stroked="f"/>
+        </w:pict>
+      </w:r>
+    </w:p>
+    <w:p>
+      <w:pPr>
+        <w:rPr>
+          <w:b/>
+          <w:bCs/>
+        </w:rPr>
+      </w:pPr>
+      <w:r>
+        <w:rPr>
+          <w:b/>
+          <w:bCs/>
+        </w:rPr>
+        <w:t>Slide 11 — Scalability &amp; Future Vision</w:t>
+      </w:r>
+    </w:p>
+    <w:p>
+      <w:r>
+        <w:t>Title:</w:t>
+      </w:r>
+    </w:p>
+    <w:p>
+      <w:pPr>
+        <w:rPr>
+          <w:b/>
+          <w:bCs/>
+        </w:rPr>
+      </w:pPr>
+      <w:r>
+        <w:rPr>
+          <w:b/>
+          <w:bCs/>
+        </w:rPr>
+        <w:t>Built for ASEAN. Designed for the World.</w:t>
+      </w:r>
+    </w:p>
+    <w:p>
+      <w:r>
+        <w:t>Future:</w:t>
+      </w:r>
+    </w:p>
+    <w:p>
+      <w:pPr>
+        <w:numPr>
+          <w:ilvl w:val="0"/>
+          <w:numId w:val="10"/>
+        </w:numPr>
+      </w:pPr>
+      <w:r>
+        <w:t xml:space="preserve">Real-time WHO health feeds </w:t>
+      </w:r>
+    </w:p>
+    <w:p>
+      <w:pPr>
+        <w:numPr>
+          <w:ilvl w:val="0"/>
+          <w:numId w:val="10"/>
+        </w:numPr>
+      </w:pPr>
+      <w:r>
+        <w:t xml:space="preserve">Climate-risk indicators </w:t>
+      </w:r>
+    </w:p>
+    <w:p>
+      <w:pPr>
+        <w:numPr>
+          <w:ilvl w:val="0"/>
+          <w:numId w:val="10"/>
+        </w:numPr>
+      </w:pPr>
+      <w:r>
+        <w:t xml:space="preserve">Disease outbreak signals </w:t>
+      </w:r>
+    </w:p>
+    <w:p>
+      <w:pPr>
+        <w:numPr>
+          <w:ilvl w:val="0"/>
+          <w:numId w:val="10"/>
+        </w:numPr>
+      </w:pPr>
+      <w:r>
+        <w:t xml:space="preserve">Subnational predictions </w:t>
+      </w:r>
+    </w:p>
+    <w:p>
+      <w:pPr>
+        <w:numPr>
+          <w:ilvl w:val="0"/>
+          <w:numId w:val="10"/>
+        </w:numPr>
+      </w:pPr>
+      <w:r>
+        <w:t xml:space="preserve">Government decision platform </w:t>
+      </w:r>
+    </w:p>
+    <w:p>
+      <w:r>
+        <w:t>Key message:</w:t>
+      </w:r>
+    </w:p>
+    <w:p>
+      <w:r>
+        <w:t>The framework can scale beyond ASEAN to any region.</w:t>
+      </w:r>
+    </w:p>
+    <w:p>
+      <w:r>
+        <w:pict w14:anchorId="6B6007D2">
+          <v:rect id="_x0000_i1115" style="width:0;height:1.5pt" o:hralign="center" o:hrstd="t" o:hr="t" fillcolor="#a0a0a0" stroked="f"/>
+        </w:pict>
+      </w:r>
+    </w:p>
+    <w:p>
+      <w:pPr>
+        <w:rPr>
+          <w:b/>
+          <w:bCs/>
+        </w:rPr>
+      </w:pPr>
+      <w:r>
+        <w:rPr>
+          <w:b/>
+          <w:bCs/>
+        </w:rPr>
+        <w:t>Slide 12 — Closing / Impact</w:t>
+      </w:r>
+    </w:p>
+    <w:p>
+      <w:r>
+        <w:t>Title:</w:t>
+      </w:r>
+    </w:p>
+    <w:p>
+      <w:pPr>
+        <w:rPr>
+          <w:b/>
+          <w:bCs/>
+        </w:rPr>
+      </w:pPr>
+      <w:r>
+        <w:rPr>
+          <w:b/>
+          <w:bCs/>
+        </w:rPr>
+        <w:t>The Future of Healthcare Is Preventive</w:t>
+      </w:r>
+    </w:p>
+    <w:p>
+      <w:r>
+        <w:t>End with:</w:t>
+      </w:r>
+    </w:p>
+    <w:p>
+      <w:r>
+        <w:rPr>
+          <w:rFonts w:ascii="Segoe UI Emoji" w:hAnsi="Segoe UI Emoji" w:cs="Segoe UI Emoji"/>
+        </w:rPr>
+        <w:t>🥇</w:t>
+      </w:r>
+      <w:r>
+        <w:t xml:space="preserve"> Tanara AI</w:t>
+      </w:r>
+      <w:r>
+        <w:t xml:space="preserve"> helps decision-makers stop asking:</w:t>
+      </w:r>
+      <w:r>
+        <w:br/>
+        <w:t>“What went wrong?”</w:t>
+      </w:r>
+    </w:p>
+    <w:p>
+      <w:r>
+        <w:lastRenderedPageBreak/>
+        <w:t>and start asking:</w:t>
+      </w:r>
+    </w:p>
+    <w:p>
+      <w:r>
+        <w:t>“What can we prevent next?”</w:t>
+      </w:r>
+    </w:p>
+    <w:p>
+      <w:r>
+        <w:t>Big tagline:</w:t>
+      </w:r>
+    </w:p>
+    <w:p>
+      <w:pPr>
+        <w:rPr>
+          <w:b/>
+          <w:bCs/>
+        </w:rPr>
+      </w:pPr>
+      <w:r>
+        <w:rPr>
+          <w:b/>
+          <w:bCs/>
+        </w:rPr>
+        <w:t>Predict Earlier. Act Faster. Protect Lives.</w:t>
+      </w:r>
+    </w:p>
+    <w:p>
+      <w:r>
+        <w:t>For a hackathon, I would keep it 10–12 slides maximum. Your biggest weapons are:</w:t>
+      </w:r>
+    </w:p>
+    <w:p>
+      <w:pPr>
+        <w:numPr>
+          <w:ilvl w:val="0"/>
+          <w:numId w:val="11"/>
+        </w:numPr>
+      </w:pPr>
+      <w:r>
+        <w:t xml:space="preserve">The TB personal story </w:t>
+      </w:r>
+    </w:p>
+    <w:p>
+      <w:pPr>
+        <w:numPr>
+          <w:ilvl w:val="0"/>
+          <w:numId w:val="11"/>
+        </w:numPr>
+      </w:pPr>
+      <w:r>
+        <w:t xml:space="preserve">The risk + readiness framework </w:t>
+      </w:r>
+    </w:p>
+    <w:p>
+      <w:pPr>
+        <w:numPr>
+          <w:ilvl w:val="0"/>
+          <w:numId w:val="11"/>
+        </w:numPr>
+      </w:pPr>
+      <w:r>
+        <w:t xml:space="preserve">The AI prediction </w:t>
+      </w:r>
+    </w:p>
+    <w:p>
+      <w:pPr>
+        <w:numPr>
+          <w:ilvl w:val="0"/>
+          <w:numId w:val="11"/>
+        </w:numPr>
+      </w:pPr>
+      <w:r>
+        <w:t>The recommendation engine</w:t>
+      </w:r>
+    </w:p>
+    <w:p>
+      <w:pPr>
+        <w:rPr>
+          <w:b/>
+          <w:bCs/>
+        </w:rPr>
+      </w:pPr>
+    </w:p>
     <w:p/>
     <w:sectPr>
       <w:pgSz w:w="12240" w:h="15840"/>
-      <w:pgMar w:top="1440" w:right="1440" w:bottom="1440" w:left="1440" w:header="720" w:footer="720" w:gutter="0"/>
+      <w:pgMar w:top="426" w:right="1440" w:bottom="1440" w:left="1440" w:header="720" w:footer="720" w:gutter="0"/>
       <w:cols w:space="720"/>
       <w:docGrid w:linePitch="360"/>
     </w:sectPr>
   </w:body>
 </w:document>
+</file>
+
+<file path=word/numbering.xml><?xml version="1.0" encoding="utf-8"?>
+<w:numbering xmlns:wpc="http://schemas.microsoft.com/office/word/2010/wordprocessingCanvas" xmlns:cx="http://schemas.microsoft.com/office/drawing/2014/chartex" xmlns:cx1="http://schemas.microsoft.com/office/drawing/2015/9/8/chartex" xmlns:cx2="http://schemas.microsoft.com/office/drawing/2015/10/21/chartex" xmlns:cx3="http://schemas.microsoft.com/office/drawing/2016/5/9/chartex" xmlns:cx4="http://schemas.microsoft.com/office/drawing/2016/5/10/chartex" xmlns:cx5="http://schemas.microsoft.com/office/drawing/2016/5/11/chartex" xmlns:cx6="http://schemas.microsoft.com/office/drawing/2016/5/12/chartex" xmlns:cx7="http://schemas.microsoft.com/office/drawing/2016/5/13/chartex" xmlns:cx8="http://schemas.microsoft.com/office/drawing/2016/5/14/chartex" xmlns:mc="http://schemas.openxmlformats.org/markup-compatibility/2006" xmlns:aink="http://schemas.microsoft.com/office/drawing/2016/ink" xmlns:am3d="http://schemas.microsoft.com/office/drawing/2017/model3d" xmlns:o="urn:schemas-microsoft-com:office:office" xmlns:oel="http://schemas.microsoft.com/office/2019/extlst" xmlns:r="http://schemas.openxmlformats.org/officeDocument/2006/relationships" xmlns:m="http://schemas.openxmlformats.org/officeDocument/2006/math" xmlns:v="urn:schemas-microsoft-com:vml" xmlns:wp14="http://schemas.microsoft.com/office/word/2010/wordprocessingDrawing" xmlns:wp="http://schemas.openxmlformats.org/drawingml/2006/wordprocessingDrawing" xmlns:w10="urn:schemas-microsoft-com:office:word" xmlns:w="http://schemas.openxmlformats.org/wordprocessingml/2006/main" xmlns:w14="http://schemas.microsoft.com/office/word/2010/wordml" xmlns:w15="http://schemas.microsoft.com/office/word/2012/wordml" xmlns:w16cex="http://schemas.microsoft.com/office/word/2018/wordml/cex" xmlns:w16cid="http://schemas.microsoft.com/office/word/2016/wordml/cid" xmlns:w16="http://schemas.microsoft.com/office/word/2018/wordml" xmlns:w16du="http://schemas.microsoft.com/office/word/2023/wordml/word16du" xmlns:w16sdtdh="http://schemas.microsoft.com/office/word/2020/wordml/sdtdatahash" xmlns:w16sdtfl="http://schemas.microsoft.com/office/word/2024/wordml/sdtformatlock" xmlns:w16se="http://schemas.microsoft.com/office/word/2015/wordml/symex" xmlns:wpg="http://schemas.microsoft.com/office/word/2010/wordprocessingGroup" xmlns:wpi="http://schemas.microsoft.com/office/word/2010/wordprocessingInk" xmlns:wne="http://schemas.microsoft.com/office/word/2006/wordml" xmlns:wps="http://schemas.microsoft.com/office/word/2010/wordprocessingShape" mc:Ignorable="w14 w15 w16se w16cid w16 w16cex w16sdtdh w16sdtfl w16du wp14">
+  <w:abstractNum w:abstractNumId="0" w15:restartNumberingAfterBreak="0">
+    <w:nsid w:val="209060A8"/>
+    <w:multiLevelType w:val="multilevel"/>
+    <w:tmpl w:val="AE8A7AC8"/>
+    <w:lvl w:ilvl="0">
+      <w:start w:val="1"/>
+      <w:numFmt w:val="bullet"/>
+      <w:lvlText w:val=""/>
+      <w:lvlJc w:val="left"/>
+      <w:pPr>
+        <w:tabs>
+          <w:tab w:val="num" w:pos="720"/>
+        </w:tabs>
+        <w:ind w:left="720" w:hanging="360"/>
+      </w:pPr>
+      <w:rPr>
+        <w:rFonts w:ascii="Symbol" w:hAnsi="Symbol" w:hint="default"/>
+        <w:sz w:val="20"/>
+      </w:rPr>
+    </w:lvl>
+    <w:lvl w:ilvl="1" w:tentative="1">
+      <w:start w:val="1"/>
+      <w:numFmt w:val="bullet"/>
+      <w:lvlText w:val="o"/>
+      <w:lvlJc w:val="left"/>
+      <w:pPr>
+        <w:tabs>
+          <w:tab w:val="num" w:pos="1440"/>
+        </w:tabs>
+        <w:ind w:left="1440" w:hanging="360"/>
+      </w:pPr>
+      <w:rPr>
+        <w:rFonts w:ascii="Courier New" w:hAnsi="Courier New" w:hint="default"/>
+        <w:sz w:val="20"/>
+      </w:rPr>
+    </w:lvl>
+    <w:lvl w:ilvl="2" w:tentative="1">
+      <w:start w:val="1"/>
+      <w:numFmt w:val="bullet"/>
+      <w:lvlText w:val=""/>
+      <w:lvlJc w:val="left"/>
+      <w:pPr>
+        <w:tabs>
+          <w:tab w:val="num" w:pos="2160"/>
+        </w:tabs>
+        <w:ind w:left="2160" w:hanging="360"/>
+      </w:pPr>
+      <w:rPr>
+        <w:rFonts w:ascii="Wingdings" w:hAnsi="Wingdings" w:hint="default"/>
+        <w:sz w:val="20"/>
+      </w:rPr>
+    </w:lvl>
+    <w:lvl w:ilvl="3" w:tentative="1">
+      <w:start w:val="1"/>
+      <w:numFmt w:val="bullet"/>
+      <w:lvlText w:val=""/>
+      <w:lvlJc w:val="left"/>
+      <w:pPr>
+        <w:tabs>
+          <w:tab w:val="num" w:pos="2880"/>
+        </w:tabs>
+        <w:ind w:left="2880" w:hanging="360"/>
+      </w:pPr>
+      <w:rPr>
+        <w:rFonts w:ascii="Wingdings" w:hAnsi="Wingdings" w:hint="default"/>
+        <w:sz w:val="20"/>
+      </w:rPr>
+    </w:lvl>
+    <w:lvl w:ilvl="4" w:tentative="1">
+      <w:start w:val="1"/>
+      <w:numFmt w:val="bullet"/>
+      <w:lvlText w:val=""/>
+      <w:lvlJc w:val="left"/>
+      <w:pPr>
+        <w:tabs>
+          <w:tab w:val="num" w:pos="3600"/>
+        </w:tabs>
+        <w:ind w:left="3600" w:hanging="360"/>
+      </w:pPr>
+      <w:rPr>
+        <w:rFonts w:ascii="Wingdings" w:hAnsi="Wingdings" w:hint="default"/>
+        <w:sz w:val="20"/>
+      </w:rPr>
+    </w:lvl>
+    <w:lvl w:ilvl="5" w:tentative="1">
+      <w:start w:val="1"/>
+      <w:numFmt w:val="bullet"/>
+      <w:lvlText w:val=""/>
+      <w:lvlJc w:val="left"/>
+      <w:pPr>
+        <w:tabs>
+          <w:tab w:val="num" w:pos="4320"/>
+        </w:tabs>
+        <w:ind w:left="4320" w:hanging="360"/>
+      </w:pPr>
+      <w:rPr>
+        <w:rFonts w:ascii="Wingdings" w:hAnsi="Wingdings" w:hint="default"/>
+        <w:sz w:val="20"/>
+      </w:rPr>
+    </w:lvl>
+    <w:lvl w:ilvl="6" w:tentative="1">
+      <w:start w:val="1"/>
+      <w:numFmt w:val="bullet"/>
+      <w:lvlText w:val=""/>
+      <w:lvlJc w:val="left"/>
+      <w:pPr>
+        <w:tabs>
+          <w:tab w:val="num" w:pos="5040"/>
+        </w:tabs>
+        <w:ind w:left="5040" w:hanging="360"/>
+      </w:pPr>
+      <w:rPr>
+        <w:rFonts w:ascii="Wingdings" w:hAnsi="Wingdings" w:hint="default"/>
+        <w:sz w:val="20"/>
+      </w:rPr>
+    </w:lvl>
+    <w:lvl w:ilvl="7" w:tentative="1">
+      <w:start w:val="1"/>
+      <w:numFmt w:val="bullet"/>
+      <w:lvlText w:val=""/>
+      <w:lvlJc w:val="left"/>
+      <w:pPr>
+        <w:tabs>
+          <w:tab w:val="num" w:pos="5760"/>
+        </w:tabs>
+        <w:ind w:left="5760" w:hanging="360"/>
+      </w:pPr>
+      <w:rPr>
+        <w:rFonts w:ascii="Wingdings" w:hAnsi="Wingdings" w:hint="default"/>
+        <w:sz w:val="20"/>
+      </w:rPr>
+    </w:lvl>
+    <w:lvl w:ilvl="8" w:tentative="1">
+      <w:start w:val="1"/>
+      <w:numFmt w:val="bullet"/>
+      <w:lvlText w:val=""/>
+      <w:lvlJc w:val="left"/>
+      <w:pPr>
+        <w:tabs>
+          <w:tab w:val="num" w:pos="6480"/>
+        </w:tabs>
+        <w:ind w:left="6480" w:hanging="360"/>
+      </w:pPr>
+      <w:rPr>
+        <w:rFonts w:ascii="Wingdings" w:hAnsi="Wingdings" w:hint="default"/>
+        <w:sz w:val="20"/>
+      </w:rPr>
+    </w:lvl>
+  </w:abstractNum>
+  <w:abstractNum w:abstractNumId="1" w15:restartNumberingAfterBreak="0">
+    <w:nsid w:val="2502075D"/>
+    <w:multiLevelType w:val="multilevel"/>
+    <w:tmpl w:val="37365C84"/>
+    <w:lvl w:ilvl="0">
+      <w:start w:val="1"/>
+      <w:numFmt w:val="decimal"/>
+      <w:lvlText w:val="%1."/>
+      <w:lvlJc w:val="left"/>
+      <w:pPr>
+        <w:tabs>
+          <w:tab w:val="num" w:pos="720"/>
+        </w:tabs>
+        <w:ind w:left="720" w:hanging="360"/>
+      </w:pPr>
+    </w:lvl>
+    <w:lvl w:ilvl="1" w:tentative="1">
+      <w:start w:val="1"/>
+      <w:numFmt w:val="decimal"/>
+      <w:lvlText w:val="%2."/>
+      <w:lvlJc w:val="left"/>
+      <w:pPr>
+        <w:tabs>
+          <w:tab w:val="num" w:pos="1440"/>
+        </w:tabs>
+        <w:ind w:left="1440" w:hanging="360"/>
+      </w:pPr>
+    </w:lvl>
+    <w:lvl w:ilvl="2" w:tentative="1">
+      <w:start w:val="1"/>
+      <w:numFmt w:val="decimal"/>
+      <w:lvlText w:val="%3."/>
+      <w:lvlJc w:val="left"/>
+      <w:pPr>
+        <w:tabs>
+          <w:tab w:val="num" w:pos="2160"/>
+        </w:tabs>
+        <w:ind w:left="2160" w:hanging="360"/>
+      </w:pPr>
+    </w:lvl>
+    <w:lvl w:ilvl="3" w:tentative="1">
+      <w:start w:val="1"/>
+      <w:numFmt w:val="decimal"/>
+      <w:lvlText w:val="%4."/>
+      <w:lvlJc w:val="left"/>
+      <w:pPr>
+        <w:tabs>
+          <w:tab w:val="num" w:pos="2880"/>
+        </w:tabs>
+        <w:ind w:left="2880" w:hanging="360"/>
+      </w:pPr>
+    </w:lvl>
+    <w:lvl w:ilvl="4" w:tentative="1">
+      <w:start w:val="1"/>
+      <w:numFmt w:val="decimal"/>
+      <w:lvlText w:val="%5."/>
+      <w:lvlJc w:val="left"/>
+      <w:pPr>
+        <w:tabs>
+          <w:tab w:val="num" w:pos="3600"/>
+        </w:tabs>
+        <w:ind w:left="3600" w:hanging="360"/>
+      </w:pPr>
+    </w:lvl>
+    <w:lvl w:ilvl="5" w:tentative="1">
+      <w:start w:val="1"/>
+      <w:numFmt w:val="decimal"/>
+      <w:lvlText w:val="%6."/>
+      <w:lvlJc w:val="left"/>
+      <w:pPr>
+        <w:tabs>
+          <w:tab w:val="num" w:pos="4320"/>
+        </w:tabs>
+        <w:ind w:left="4320" w:hanging="360"/>
+      </w:pPr>
+    </w:lvl>
+    <w:lvl w:ilvl="6" w:tentative="1">
+      <w:start w:val="1"/>
+      <w:numFmt w:val="decimal"/>
+      <w:lvlText w:val="%7."/>
+      <w:lvlJc w:val="left"/>
+      <w:pPr>
+        <w:tabs>
+          <w:tab w:val="num" w:pos="5040"/>
+        </w:tabs>
+        <w:ind w:left="5040" w:hanging="360"/>
+      </w:pPr>
+    </w:lvl>
+    <w:lvl w:ilvl="7" w:tentative="1">
+      <w:start w:val="1"/>
+      <w:numFmt w:val="decimal"/>
+      <w:lvlText w:val="%8."/>
+      <w:lvlJc w:val="left"/>
+      <w:pPr>
+        <w:tabs>
+          <w:tab w:val="num" w:pos="5760"/>
+        </w:tabs>
+        <w:ind w:left="5760" w:hanging="360"/>
+      </w:pPr>
+    </w:lvl>
+    <w:lvl w:ilvl="8" w:tentative="1">
+      <w:start w:val="1"/>
+      <w:numFmt w:val="decimal"/>
+      <w:lvlText w:val="%9."/>
+      <w:lvlJc w:val="left"/>
+      <w:pPr>
+        <w:tabs>
+          <w:tab w:val="num" w:pos="6480"/>
+        </w:tabs>
+        <w:ind w:left="6480" w:hanging="360"/>
+      </w:pPr>
+    </w:lvl>
+  </w:abstractNum>
+  <w:abstractNum w:abstractNumId="2" w15:restartNumberingAfterBreak="0">
+    <w:nsid w:val="25E62D09"/>
+    <w:multiLevelType w:val="multilevel"/>
+    <w:tmpl w:val="C2D052C8"/>
+    <w:lvl w:ilvl="0">
+      <w:start w:val="1"/>
+      <w:numFmt w:val="bullet"/>
+      <w:lvlText w:val=""/>
+      <w:lvlJc w:val="left"/>
+      <w:pPr>
+        <w:tabs>
+          <w:tab w:val="num" w:pos="720"/>
+        </w:tabs>
+        <w:ind w:left="720" w:hanging="360"/>
+      </w:pPr>
+      <w:rPr>
+        <w:rFonts w:ascii="Symbol" w:hAnsi="Symbol" w:hint="default"/>
+        <w:sz w:val="20"/>
+      </w:rPr>
+    </w:lvl>
+    <w:lvl w:ilvl="1" w:tentative="1">
+      <w:start w:val="1"/>
+      <w:numFmt w:val="bullet"/>
+      <w:lvlText w:val="o"/>
+      <w:lvlJc w:val="left"/>
+      <w:pPr>
+        <w:tabs>
+          <w:tab w:val="num" w:pos="1440"/>
+        </w:tabs>
+        <w:ind w:left="1440" w:hanging="360"/>
+      </w:pPr>
+      <w:rPr>
+        <w:rFonts w:ascii="Courier New" w:hAnsi="Courier New" w:hint="default"/>
+        <w:sz w:val="20"/>
+      </w:rPr>
+    </w:lvl>
+    <w:lvl w:ilvl="2" w:tentative="1">
+      <w:start w:val="1"/>
+      <w:numFmt w:val="bullet"/>
+      <w:lvlText w:val=""/>
+      <w:lvlJc w:val="left"/>
+      <w:pPr>
+        <w:tabs>
+          <w:tab w:val="num" w:pos="2160"/>
+        </w:tabs>
+        <w:ind w:left="2160" w:hanging="360"/>
+      </w:pPr>
+      <w:rPr>
+        <w:rFonts w:ascii="Wingdings" w:hAnsi="Wingdings" w:hint="default"/>
+        <w:sz w:val="20"/>
+      </w:rPr>
+    </w:lvl>
+    <w:lvl w:ilvl="3" w:tentative="1">
+      <w:start w:val="1"/>
+      <w:numFmt w:val="bullet"/>
+      <w:lvlText w:val=""/>
+      <w:lvlJc w:val="left"/>
+      <w:pPr>
+        <w:tabs>
+          <w:tab w:val="num" w:pos="2880"/>
+        </w:tabs>
+        <w:ind w:left="2880" w:hanging="360"/>
+      </w:pPr>
+      <w:rPr>
+        <w:rFonts w:ascii="Wingdings" w:hAnsi="Wingdings" w:hint="default"/>
+        <w:sz w:val="20"/>
+      </w:rPr>
+    </w:lvl>
+    <w:lvl w:ilvl="4" w:tentative="1">
+      <w:start w:val="1"/>
+      <w:numFmt w:val="bullet"/>
+      <w:lvlText w:val=""/>
+      <w:lvlJc w:val="left"/>
+      <w:pPr>
+        <w:tabs>
+          <w:tab w:val="num" w:pos="3600"/>
+        </w:tabs>
+        <w:ind w:left="3600" w:hanging="360"/>
+      </w:pPr>
+      <w:rPr>
+        <w:rFonts w:ascii="Wingdings" w:hAnsi="Wingdings" w:hint="default"/>
+        <w:sz w:val="20"/>
+      </w:rPr>
+    </w:lvl>
+    <w:lvl w:ilvl="5" w:tentative="1">
+      <w:start w:val="1"/>
+      <w:numFmt w:val="bullet"/>
+      <w:lvlText w:val=""/>
+      <w:lvlJc w:val="left"/>
+      <w:pPr>
+        <w:tabs>
+          <w:tab w:val="num" w:pos="4320"/>
+        </w:tabs>
+        <w:ind w:left="4320" w:hanging="360"/>
+      </w:pPr>
+      <w:rPr>
+        <w:rFonts w:ascii="Wingdings" w:hAnsi="Wingdings" w:hint="default"/>
+        <w:sz w:val="20"/>
+      </w:rPr>
+    </w:lvl>
+    <w:lvl w:ilvl="6" w:tentative="1">
+      <w:start w:val="1"/>
+      <w:numFmt w:val="bullet"/>
+      <w:lvlText w:val=""/>
+      <w:lvlJc w:val="left"/>
+      <w:pPr>
+        <w:tabs>
+          <w:tab w:val="num" w:pos="5040"/>
+        </w:tabs>
+        <w:ind w:left="5040" w:hanging="360"/>
+      </w:pPr>
+      <w:rPr>
+        <w:rFonts w:ascii="Wingdings" w:hAnsi="Wingdings" w:hint="default"/>
+        <w:sz w:val="20"/>
+      </w:rPr>
+    </w:lvl>
+    <w:lvl w:ilvl="7" w:tentative="1">
+      <w:start w:val="1"/>
+      <w:numFmt w:val="bullet"/>
+      <w:lvlText w:val=""/>
+      <w:lvlJc w:val="left"/>
+      <w:pPr>
+        <w:tabs>
+          <w:tab w:val="num" w:pos="5760"/>
+        </w:tabs>
+        <w:ind w:left="5760" w:hanging="360"/>
+      </w:pPr>
+      <w:rPr>
+        <w:rFonts w:ascii="Wingdings" w:hAnsi="Wingdings" w:hint="default"/>
+        <w:sz w:val="20"/>
+      </w:rPr>
+    </w:lvl>
+    <w:lvl w:ilvl="8" w:tentative="1">
+      <w:start w:val="1"/>
+      <w:numFmt w:val="bullet"/>
+      <w:lvlText w:val=""/>
+      <w:lvlJc w:val="left"/>
+      <w:pPr>
+        <w:tabs>
+          <w:tab w:val="num" w:pos="6480"/>
+        </w:tabs>
+        <w:ind w:left="6480" w:hanging="360"/>
+      </w:pPr>
+      <w:rPr>
+        <w:rFonts w:ascii="Wingdings" w:hAnsi="Wingdings" w:hint="default"/>
+        <w:sz w:val="20"/>
+      </w:rPr>
+    </w:lvl>
+  </w:abstractNum>
+  <w:abstractNum w:abstractNumId="3" w15:restartNumberingAfterBreak="0">
+    <w:nsid w:val="2761765C"/>
+    <w:multiLevelType w:val="multilevel"/>
+    <w:tmpl w:val="04AEC3C6"/>
+    <w:lvl w:ilvl="0">
+      <w:start w:val="1"/>
+      <w:numFmt w:val="bullet"/>
+      <w:lvlText w:val=""/>
+      <w:lvlJc w:val="left"/>
+      <w:pPr>
+        <w:tabs>
+          <w:tab w:val="num" w:pos="720"/>
+        </w:tabs>
+        <w:ind w:left="720" w:hanging="360"/>
+      </w:pPr>
+      <w:rPr>
+        <w:rFonts w:ascii="Symbol" w:hAnsi="Symbol" w:hint="default"/>
+        <w:sz w:val="20"/>
+      </w:rPr>
+    </w:lvl>
+    <w:lvl w:ilvl="1" w:tentative="1">
+      <w:start w:val="1"/>
+      <w:numFmt w:val="bullet"/>
+      <w:lvlText w:val="o"/>
+      <w:lvlJc w:val="left"/>
+      <w:pPr>
+        <w:tabs>
+          <w:tab w:val="num" w:pos="1440"/>
+        </w:tabs>
+        <w:ind w:left="1440" w:hanging="360"/>
+      </w:pPr>
+      <w:rPr>
+        <w:rFonts w:ascii="Courier New" w:hAnsi="Courier New" w:hint="default"/>
+        <w:sz w:val="20"/>
+      </w:rPr>
+    </w:lvl>
+    <w:lvl w:ilvl="2" w:tentative="1">
+      <w:start w:val="1"/>
+      <w:numFmt w:val="bullet"/>
+      <w:lvlText w:val=""/>
+      <w:lvlJc w:val="left"/>
+      <w:pPr>
+        <w:tabs>
+          <w:tab w:val="num" w:pos="2160"/>
+        </w:tabs>
+        <w:ind w:left="2160" w:hanging="360"/>
+      </w:pPr>
+      <w:rPr>
+        <w:rFonts w:ascii="Wingdings" w:hAnsi="Wingdings" w:hint="default"/>
+        <w:sz w:val="20"/>
+      </w:rPr>
+    </w:lvl>
+    <w:lvl w:ilvl="3" w:tentative="1">
+      <w:start w:val="1"/>
+      <w:numFmt w:val="bullet"/>
+      <w:lvlText w:val=""/>
+      <w:lvlJc w:val="left"/>
+      <w:pPr>
+        <w:tabs>
+          <w:tab w:val="num" w:pos="2880"/>
+        </w:tabs>
+        <w:ind w:left="2880" w:hanging="360"/>
+      </w:pPr>
+      <w:rPr>
+        <w:rFonts w:ascii="Wingdings" w:hAnsi="Wingdings" w:hint="default"/>
+        <w:sz w:val="20"/>
+      </w:rPr>
+    </w:lvl>
+    <w:lvl w:ilvl="4" w:tentative="1">
+      <w:start w:val="1"/>
+      <w:numFmt w:val="bullet"/>
+      <w:lvlText w:val=""/>
+      <w:lvlJc w:val="left"/>
+      <w:pPr>
+        <w:tabs>
+          <w:tab w:val="num" w:pos="3600"/>
+        </w:tabs>
+        <w:ind w:left="3600" w:hanging="360"/>
+      </w:pPr>
+      <w:rPr>
+        <w:rFonts w:ascii="Wingdings" w:hAnsi="Wingdings" w:hint="default"/>
+        <w:sz w:val="20"/>
+      </w:rPr>
+    </w:lvl>
+    <w:lvl w:ilvl="5" w:tentative="1">
+      <w:start w:val="1"/>
+      <w:numFmt w:val="bullet"/>
+      <w:lvlText w:val=""/>
+      <w:lvlJc w:val="left"/>
+      <w:pPr>
+        <w:tabs>
+          <w:tab w:val="num" w:pos="4320"/>
+        </w:tabs>
+        <w:ind w:left="4320" w:hanging="360"/>
+      </w:pPr>
+      <w:rPr>
+        <w:rFonts w:ascii="Wingdings" w:hAnsi="Wingdings" w:hint="default"/>
+        <w:sz w:val="20"/>
+      </w:rPr>
+    </w:lvl>
+    <w:lvl w:ilvl="6" w:tentative="1">
+      <w:start w:val="1"/>
+      <w:numFmt w:val="bullet"/>
+      <w:lvlText w:val=""/>
+      <w:lvlJc w:val="left"/>
+      <w:pPr>
+        <w:tabs>
+          <w:tab w:val="num" w:pos="5040"/>
+        </w:tabs>
+        <w:ind w:left="5040" w:hanging="360"/>
+      </w:pPr>
+      <w:rPr>
+        <w:rFonts w:ascii="Wingdings" w:hAnsi="Wingdings" w:hint="default"/>
+        <w:sz w:val="20"/>
+      </w:rPr>
+    </w:lvl>
+    <w:lvl w:ilvl="7" w:tentative="1">
+      <w:start w:val="1"/>
+      <w:numFmt w:val="bullet"/>
+      <w:lvlText w:val=""/>
+      <w:lvlJc w:val="left"/>
+      <w:pPr>
+        <w:tabs>
+          <w:tab w:val="num" w:pos="5760"/>
+        </w:tabs>
+        <w:ind w:left="5760" w:hanging="360"/>
+      </w:pPr>
+      <w:rPr>
+        <w:rFonts w:ascii="Wingdings" w:hAnsi="Wingdings" w:hint="default"/>
+        <w:sz w:val="20"/>
+      </w:rPr>
+    </w:lvl>
+    <w:lvl w:ilvl="8" w:tentative="1">
+      <w:start w:val="1"/>
+      <w:numFmt w:val="bullet"/>
+      <w:lvlText w:val=""/>
+      <w:lvlJc w:val="left"/>
+      <w:pPr>
+        <w:tabs>
+          <w:tab w:val="num" w:pos="6480"/>
+        </w:tabs>
+        <w:ind w:left="6480" w:hanging="360"/>
+      </w:pPr>
+      <w:rPr>
+        <w:rFonts w:ascii="Wingdings" w:hAnsi="Wingdings" w:hint="default"/>
+        <w:sz w:val="20"/>
+      </w:rPr>
+    </w:lvl>
+  </w:abstractNum>
+  <w:abstractNum w:abstractNumId="4" w15:restartNumberingAfterBreak="0">
+    <w:nsid w:val="3BAF7BB9"/>
+    <w:multiLevelType w:val="multilevel"/>
+    <w:tmpl w:val="837E0C78"/>
+    <w:lvl w:ilvl="0">
+      <w:start w:val="1"/>
+      <w:numFmt w:val="bullet"/>
+      <w:lvlText w:val=""/>
+      <w:lvlJc w:val="left"/>
+      <w:pPr>
+        <w:tabs>
+          <w:tab w:val="num" w:pos="720"/>
+        </w:tabs>
+        <w:ind w:left="720" w:hanging="360"/>
+      </w:pPr>
+      <w:rPr>
+        <w:rFonts w:ascii="Symbol" w:hAnsi="Symbol" w:hint="default"/>
+        <w:sz w:val="20"/>
+      </w:rPr>
+    </w:lvl>
+    <w:lvl w:ilvl="1" w:tentative="1">
+      <w:start w:val="1"/>
+      <w:numFmt w:val="bullet"/>
+      <w:lvlText w:val="o"/>
+      <w:lvlJc w:val="left"/>
+      <w:pPr>
+        <w:tabs>
+          <w:tab w:val="num" w:pos="1440"/>
+        </w:tabs>
+        <w:ind w:left="1440" w:hanging="360"/>
+      </w:pPr>
+      <w:rPr>
+        <w:rFonts w:ascii="Courier New" w:hAnsi="Courier New" w:hint="default"/>
+        <w:sz w:val="20"/>
+      </w:rPr>
+    </w:lvl>
+    <w:lvl w:ilvl="2" w:tentative="1">
+      <w:start w:val="1"/>
+      <w:numFmt w:val="bullet"/>
+      <w:lvlText w:val=""/>
+      <w:lvlJc w:val="left"/>
+      <w:pPr>
+        <w:tabs>
+          <w:tab w:val="num" w:pos="2160"/>
+        </w:tabs>
+        <w:ind w:left="2160" w:hanging="360"/>
+      </w:pPr>
+      <w:rPr>
+        <w:rFonts w:ascii="Wingdings" w:hAnsi="Wingdings" w:hint="default"/>
+        <w:sz w:val="20"/>
+      </w:rPr>
+    </w:lvl>
+    <w:lvl w:ilvl="3" w:tentative="1">
+      <w:start w:val="1"/>
+      <w:numFmt w:val="bullet"/>
+      <w:lvlText w:val=""/>
+      <w:lvlJc w:val="left"/>
+      <w:pPr>
+        <w:tabs>
+          <w:tab w:val="num" w:pos="2880"/>
+        </w:tabs>
+        <w:ind w:left="2880" w:hanging="360"/>
+      </w:pPr>
+      <w:rPr>
+        <w:rFonts w:ascii="Wingdings" w:hAnsi="Wingdings" w:hint="default"/>
+        <w:sz w:val="20"/>
+      </w:rPr>
+    </w:lvl>
+    <w:lvl w:ilvl="4" w:tentative="1">
+      <w:start w:val="1"/>
+      <w:numFmt w:val="bullet"/>
+      <w:lvlText w:val=""/>
+      <w:lvlJc w:val="left"/>
+      <w:pPr>
+        <w:tabs>
+          <w:tab w:val="num" w:pos="3600"/>
+        </w:tabs>
+        <w:ind w:left="3600" w:hanging="360"/>
+      </w:pPr>
+      <w:rPr>
+        <w:rFonts w:ascii="Wingdings" w:hAnsi="Wingdings" w:hint="default"/>
+        <w:sz w:val="20"/>
+      </w:rPr>
+    </w:lvl>
+    <w:lvl w:ilvl="5" w:tentative="1">
+      <w:start w:val="1"/>
+      <w:numFmt w:val="bullet"/>
+      <w:lvlText w:val=""/>
+      <w:lvlJc w:val="left"/>
+      <w:pPr>
+        <w:tabs>
+          <w:tab w:val="num" w:pos="4320"/>
+        </w:tabs>
+        <w:ind w:left="4320" w:hanging="360"/>
+      </w:pPr>
+      <w:rPr>
+        <w:rFonts w:ascii="Wingdings" w:hAnsi="Wingdings" w:hint="default"/>
+        <w:sz w:val="20"/>
+      </w:rPr>
+    </w:lvl>
+    <w:lvl w:ilvl="6" w:tentative="1">
+      <w:start w:val="1"/>
+      <w:numFmt w:val="bullet"/>
+      <w:lvlText w:val=""/>
+      <w:lvlJc w:val="left"/>
+      <w:pPr>
+        <w:tabs>
+          <w:tab w:val="num" w:pos="5040"/>
+        </w:tabs>
+        <w:ind w:left="5040" w:hanging="360"/>
+      </w:pPr>
+      <w:rPr>
+        <w:rFonts w:ascii="Wingdings" w:hAnsi="Wingdings" w:hint="default"/>
+        <w:sz w:val="20"/>
+      </w:rPr>
+    </w:lvl>
+    <w:lvl w:ilvl="7" w:tentative="1">
+      <w:start w:val="1"/>
+      <w:numFmt w:val="bullet"/>
+      <w:lvlText w:val=""/>
+      <w:lvlJc w:val="left"/>
+      <w:pPr>
+        <w:tabs>
+          <w:tab w:val="num" w:pos="5760"/>
+        </w:tabs>
+        <w:ind w:left="5760" w:hanging="360"/>
+      </w:pPr>
+      <w:rPr>
+        <w:rFonts w:ascii="Wingdings" w:hAnsi="Wingdings" w:hint="default"/>
+        <w:sz w:val="20"/>
+      </w:rPr>
+    </w:lvl>
+    <w:lvl w:ilvl="8" w:tentative="1">
+      <w:start w:val="1"/>
+      <w:numFmt w:val="bullet"/>
+      <w:lvlText w:val=""/>
+      <w:lvlJc w:val="left"/>
+      <w:pPr>
+        <w:tabs>
+          <w:tab w:val="num" w:pos="6480"/>
+        </w:tabs>
+        <w:ind w:left="6480" w:hanging="360"/>
+      </w:pPr>
+      <w:rPr>
+        <w:rFonts w:ascii="Wingdings" w:hAnsi="Wingdings" w:hint="default"/>
+        <w:sz w:val="20"/>
+      </w:rPr>
+    </w:lvl>
+  </w:abstractNum>
+  <w:abstractNum w:abstractNumId="5" w15:restartNumberingAfterBreak="0">
+    <w:nsid w:val="491E4493"/>
+    <w:multiLevelType w:val="multilevel"/>
+    <w:tmpl w:val="FFA069FA"/>
+    <w:lvl w:ilvl="0">
+      <w:start w:val="1"/>
+      <w:numFmt w:val="bullet"/>
+      <w:lvlText w:val=""/>
+      <w:lvlJc w:val="left"/>
+      <w:pPr>
+        <w:tabs>
+          <w:tab w:val="num" w:pos="720"/>
+        </w:tabs>
+        <w:ind w:left="720" w:hanging="360"/>
+      </w:pPr>
+      <w:rPr>
+        <w:rFonts w:ascii="Symbol" w:hAnsi="Symbol" w:hint="default"/>
+        <w:sz w:val="20"/>
+      </w:rPr>
+    </w:lvl>
+    <w:lvl w:ilvl="1" w:tentative="1">
+      <w:start w:val="1"/>
+      <w:numFmt w:val="bullet"/>
+      <w:lvlText w:val="o"/>
+      <w:lvlJc w:val="left"/>
+      <w:pPr>
+        <w:tabs>
+          <w:tab w:val="num" w:pos="1440"/>
+        </w:tabs>
+        <w:ind w:left="1440" w:hanging="360"/>
+      </w:pPr>
+      <w:rPr>
+        <w:rFonts w:ascii="Courier New" w:hAnsi="Courier New" w:hint="default"/>
+        <w:sz w:val="20"/>
+      </w:rPr>
+    </w:lvl>
+    <w:lvl w:ilvl="2" w:tentative="1">
+      <w:start w:val="1"/>
+      <w:numFmt w:val="bullet"/>
+      <w:lvlText w:val=""/>
+      <w:lvlJc w:val="left"/>
+      <w:pPr>
+        <w:tabs>
+          <w:tab w:val="num" w:pos="2160"/>
+        </w:tabs>
+        <w:ind w:left="2160" w:hanging="360"/>
+      </w:pPr>
+      <w:rPr>
+        <w:rFonts w:ascii="Wingdings" w:hAnsi="Wingdings" w:hint="default"/>
+        <w:sz w:val="20"/>
+      </w:rPr>
+    </w:lvl>
+    <w:lvl w:ilvl="3" w:tentative="1">
+      <w:start w:val="1"/>
+      <w:numFmt w:val="bullet"/>
+      <w:lvlText w:val=""/>
+      <w:lvlJc w:val="left"/>
+      <w:pPr>
+        <w:tabs>
+          <w:tab w:val="num" w:pos="2880"/>
+        </w:tabs>
+        <w:ind w:left="2880" w:hanging="360"/>
+      </w:pPr>
+      <w:rPr>
+        <w:rFonts w:ascii="Wingdings" w:hAnsi="Wingdings" w:hint="default"/>
+        <w:sz w:val="20"/>
+      </w:rPr>
+    </w:lvl>
+    <w:lvl w:ilvl="4" w:tentative="1">
+      <w:start w:val="1"/>
+      <w:numFmt w:val="bullet"/>
+      <w:lvlText w:val=""/>
+      <w:lvlJc w:val="left"/>
+      <w:pPr>
+        <w:tabs>
+          <w:tab w:val="num" w:pos="3600"/>
+        </w:tabs>
+        <w:ind w:left="3600" w:hanging="360"/>
+      </w:pPr>
+      <w:rPr>
+        <w:rFonts w:ascii="Wingdings" w:hAnsi="Wingdings" w:hint="default"/>
+        <w:sz w:val="20"/>
+      </w:rPr>
+    </w:lvl>
+    <w:lvl w:ilvl="5" w:tentative="1">
+      <w:start w:val="1"/>
+      <w:numFmt w:val="bullet"/>
+      <w:lvlText w:val=""/>
+      <w:lvlJc w:val="left"/>
+      <w:pPr>
+        <w:tabs>
+          <w:tab w:val="num" w:pos="4320"/>
+        </w:tabs>
+        <w:ind w:left="4320" w:hanging="360"/>
+      </w:pPr>
+      <w:rPr>
+        <w:rFonts w:ascii="Wingdings" w:hAnsi="Wingdings" w:hint="default"/>
+        <w:sz w:val="20"/>
+      </w:rPr>
+    </w:lvl>
+    <w:lvl w:ilvl="6" w:tentative="1">
+      <w:start w:val="1"/>
+      <w:numFmt w:val="bullet"/>
+      <w:lvlText w:val=""/>
+      <w:lvlJc w:val="left"/>
+      <w:pPr>
+        <w:tabs>
+          <w:tab w:val="num" w:pos="5040"/>
+        </w:tabs>
+        <w:ind w:left="5040" w:hanging="360"/>
+      </w:pPr>
+      <w:rPr>
+        <w:rFonts w:ascii="Wingdings" w:hAnsi="Wingdings" w:hint="default"/>
+        <w:sz w:val="20"/>
+      </w:rPr>
+    </w:lvl>
+    <w:lvl w:ilvl="7" w:tentative="1">
+      <w:start w:val="1"/>
+      <w:numFmt w:val="bullet"/>
+      <w:lvlText w:val=""/>
+      <w:lvlJc w:val="left"/>
+      <w:pPr>
+        <w:tabs>
+          <w:tab w:val="num" w:pos="5760"/>
+        </w:tabs>
+        <w:ind w:left="5760" w:hanging="360"/>
+      </w:pPr>
+      <w:rPr>
+        <w:rFonts w:ascii="Wingdings" w:hAnsi="Wingdings" w:hint="default"/>
+        <w:sz w:val="20"/>
+      </w:rPr>
+    </w:lvl>
+    <w:lvl w:ilvl="8" w:tentative="1">
+      <w:start w:val="1"/>
+      <w:numFmt w:val="bullet"/>
+      <w:lvlText w:val=""/>
+      <w:lvlJc w:val="left"/>
+      <w:pPr>
+        <w:tabs>
+          <w:tab w:val="num" w:pos="6480"/>
+        </w:tabs>
+        <w:ind w:left="6480" w:hanging="360"/>
+      </w:pPr>
+      <w:rPr>
+        <w:rFonts w:ascii="Wingdings" w:hAnsi="Wingdings" w:hint="default"/>
+        <w:sz w:val="20"/>
+      </w:rPr>
+    </w:lvl>
+  </w:abstractNum>
+  <w:abstractNum w:abstractNumId="6" w15:restartNumberingAfterBreak="0">
+    <w:nsid w:val="4FAF2472"/>
+    <w:multiLevelType w:val="multilevel"/>
+    <w:tmpl w:val="DD30F954"/>
+    <w:lvl w:ilvl="0">
+      <w:start w:val="1"/>
+      <w:numFmt w:val="bullet"/>
+      <w:lvlText w:val=""/>
+      <w:lvlJc w:val="left"/>
+      <w:pPr>
+        <w:tabs>
+          <w:tab w:val="num" w:pos="720"/>
+        </w:tabs>
+        <w:ind w:left="720" w:hanging="360"/>
+      </w:pPr>
+      <w:rPr>
+        <w:rFonts w:ascii="Symbol" w:hAnsi="Symbol" w:hint="default"/>
+        <w:sz w:val="20"/>
+      </w:rPr>
+    </w:lvl>
+    <w:lvl w:ilvl="1" w:tentative="1">
+      <w:start w:val="1"/>
+      <w:numFmt w:val="bullet"/>
+      <w:lvlText w:val="o"/>
+      <w:lvlJc w:val="left"/>
+      <w:pPr>
+        <w:tabs>
+          <w:tab w:val="num" w:pos="1440"/>
+        </w:tabs>
+        <w:ind w:left="1440" w:hanging="360"/>
+      </w:pPr>
+      <w:rPr>
+        <w:rFonts w:ascii="Courier New" w:hAnsi="Courier New" w:hint="default"/>
+        <w:sz w:val="20"/>
+      </w:rPr>
+    </w:lvl>
+    <w:lvl w:ilvl="2" w:tentative="1">
+      <w:start w:val="1"/>
+      <w:numFmt w:val="bullet"/>
+      <w:lvlText w:val=""/>
+      <w:lvlJc w:val="left"/>
+      <w:pPr>
+        <w:tabs>
+          <w:tab w:val="num" w:pos="2160"/>
+        </w:tabs>
+        <w:ind w:left="2160" w:hanging="360"/>
+      </w:pPr>
+      <w:rPr>
+        <w:rFonts w:ascii="Wingdings" w:hAnsi="Wingdings" w:hint="default"/>
+        <w:sz w:val="20"/>
+      </w:rPr>
+    </w:lvl>
+    <w:lvl w:ilvl="3" w:tentative="1">
+      <w:start w:val="1"/>
+      <w:numFmt w:val="bullet"/>
+      <w:lvlText w:val=""/>
+      <w:lvlJc w:val="left"/>
+      <w:pPr>
+        <w:tabs>
+          <w:tab w:val="num" w:pos="2880"/>
+        </w:tabs>
+        <w:ind w:left="2880" w:hanging="360"/>
+      </w:pPr>
+      <w:rPr>
+        <w:rFonts w:ascii="Wingdings" w:hAnsi="Wingdings" w:hint="default"/>
+        <w:sz w:val="20"/>
+      </w:rPr>
+    </w:lvl>
+    <w:lvl w:ilvl="4" w:tentative="1">
+      <w:start w:val="1"/>
+      <w:numFmt w:val="bullet"/>
+      <w:lvlText w:val=""/>
+      <w:lvlJc w:val="left"/>
+      <w:pPr>
+        <w:tabs>
+          <w:tab w:val="num" w:pos="3600"/>
+        </w:tabs>
+        <w:ind w:left="3600" w:hanging="360"/>
+      </w:pPr>
+      <w:rPr>
+        <w:rFonts w:ascii="Wingdings" w:hAnsi="Wingdings" w:hint="default"/>
+        <w:sz w:val="20"/>
+      </w:rPr>
+    </w:lvl>
+    <w:lvl w:ilvl="5" w:tentative="1">
+      <w:start w:val="1"/>
+      <w:numFmt w:val="bullet"/>
+      <w:lvlText w:val=""/>
+      <w:lvlJc w:val="left"/>
+      <w:pPr>
+        <w:tabs>
+          <w:tab w:val="num" w:pos="4320"/>
+        </w:tabs>
+        <w:ind w:left="4320" w:hanging="360"/>
+      </w:pPr>
+      <w:rPr>
+        <w:rFonts w:ascii="Wingdings" w:hAnsi="Wingdings" w:hint="default"/>
+        <w:sz w:val="20"/>
+      </w:rPr>
+    </w:lvl>
+    <w:lvl w:ilvl="6" w:tentative="1">
+      <w:start w:val="1"/>
+      <w:numFmt w:val="bullet"/>
+      <w:lvlText w:val=""/>
+      <w:lvlJc w:val="left"/>
+      <w:pPr>
+        <w:tabs>
+          <w:tab w:val="num" w:pos="5040"/>
+        </w:tabs>
+        <w:ind w:left="5040" w:hanging="360"/>
+      </w:pPr>
+      <w:rPr>
+        <w:rFonts w:ascii="Wingdings" w:hAnsi="Wingdings" w:hint="default"/>
+        <w:sz w:val="20"/>
+      </w:rPr>
+    </w:lvl>
+    <w:lvl w:ilvl="7" w:tentative="1">
+      <w:start w:val="1"/>
+      <w:numFmt w:val="bullet"/>
+      <w:lvlText w:val=""/>
+      <w:lvlJc w:val="left"/>
+      <w:pPr>
+        <w:tabs>
+          <w:tab w:val="num" w:pos="5760"/>
+        </w:tabs>
+        <w:ind w:left="5760" w:hanging="360"/>
+      </w:pPr>
+      <w:rPr>
+        <w:rFonts w:ascii="Wingdings" w:hAnsi="Wingdings" w:hint="default"/>
+        <w:sz w:val="20"/>
+      </w:rPr>
+    </w:lvl>
+    <w:lvl w:ilvl="8" w:tentative="1">
+      <w:start w:val="1"/>
+      <w:numFmt w:val="bullet"/>
+      <w:lvlText w:val=""/>
+      <w:lvlJc w:val="left"/>
+      <w:pPr>
+        <w:tabs>
+          <w:tab w:val="num" w:pos="6480"/>
+        </w:tabs>
+        <w:ind w:left="6480" w:hanging="360"/>
+      </w:pPr>
+      <w:rPr>
+        <w:rFonts w:ascii="Wingdings" w:hAnsi="Wingdings" w:hint="default"/>
+        <w:sz w:val="20"/>
+      </w:rPr>
+    </w:lvl>
+  </w:abstractNum>
+  <w:abstractNum w:abstractNumId="7" w15:restartNumberingAfterBreak="0">
+    <w:nsid w:val="4FD315A9"/>
+    <w:multiLevelType w:val="multilevel"/>
+    <w:tmpl w:val="73B444AA"/>
+    <w:lvl w:ilvl="0">
+      <w:start w:val="1"/>
+      <w:numFmt w:val="bullet"/>
+      <w:lvlText w:val=""/>
+      <w:lvlJc w:val="left"/>
+      <w:pPr>
+        <w:tabs>
+          <w:tab w:val="num" w:pos="720"/>
+        </w:tabs>
+        <w:ind w:left="720" w:hanging="360"/>
+      </w:pPr>
+      <w:rPr>
+        <w:rFonts w:ascii="Symbol" w:hAnsi="Symbol" w:hint="default"/>
+        <w:sz w:val="20"/>
+      </w:rPr>
+    </w:lvl>
+    <w:lvl w:ilvl="1" w:tentative="1">
+      <w:start w:val="1"/>
+      <w:numFmt w:val="bullet"/>
+      <w:lvlText w:val="o"/>
+      <w:lvlJc w:val="left"/>
+      <w:pPr>
+        <w:tabs>
+          <w:tab w:val="num" w:pos="1440"/>
+        </w:tabs>
+        <w:ind w:left="1440" w:hanging="360"/>
+      </w:pPr>
+      <w:rPr>
+        <w:rFonts w:ascii="Courier New" w:hAnsi="Courier New" w:hint="default"/>
+        <w:sz w:val="20"/>
+      </w:rPr>
+    </w:lvl>
+    <w:lvl w:ilvl="2" w:tentative="1">
+      <w:start w:val="1"/>
+      <w:numFmt w:val="bullet"/>
+      <w:lvlText w:val=""/>
+      <w:lvlJc w:val="left"/>
+      <w:pPr>
+        <w:tabs>
+          <w:tab w:val="num" w:pos="2160"/>
+        </w:tabs>
+        <w:ind w:left="2160" w:hanging="360"/>
+      </w:pPr>
+      <w:rPr>
+        <w:rFonts w:ascii="Wingdings" w:hAnsi="Wingdings" w:hint="default"/>
+        <w:sz w:val="20"/>
+      </w:rPr>
+    </w:lvl>
+    <w:lvl w:ilvl="3" w:tentative="1">
+      <w:start w:val="1"/>
+      <w:numFmt w:val="bullet"/>
+      <w:lvlText w:val=""/>
+      <w:lvlJc w:val="left"/>
+      <w:pPr>
+        <w:tabs>
+          <w:tab w:val="num" w:pos="2880"/>
+        </w:tabs>
+        <w:ind w:left="2880" w:hanging="360"/>
+      </w:pPr>
+      <w:rPr>
+        <w:rFonts w:ascii="Wingdings" w:hAnsi="Wingdings" w:hint="default"/>
+        <w:sz w:val="20"/>
+      </w:rPr>
+    </w:lvl>
+    <w:lvl w:ilvl="4" w:tentative="1">
+      <w:start w:val="1"/>
+      <w:numFmt w:val="bullet"/>
+      <w:lvlText w:val=""/>
+      <w:lvlJc w:val="left"/>
+      <w:pPr>
+        <w:tabs>
+          <w:tab w:val="num" w:pos="3600"/>
+        </w:tabs>
+        <w:ind w:left="3600" w:hanging="360"/>
+      </w:pPr>
+      <w:rPr>
+        <w:rFonts w:ascii="Wingdings" w:hAnsi="Wingdings" w:hint="default"/>
+        <w:sz w:val="20"/>
+      </w:rPr>
+    </w:lvl>
+    <w:lvl w:ilvl="5" w:tentative="1">
+      <w:start w:val="1"/>
+      <w:numFmt w:val="bullet"/>
+      <w:lvlText w:val=""/>
+      <w:lvlJc w:val="left"/>
+      <w:pPr>
+        <w:tabs>
+          <w:tab w:val="num" w:pos="4320"/>
+        </w:tabs>
+        <w:ind w:left="4320" w:hanging="360"/>
+      </w:pPr>
+      <w:rPr>
+        <w:rFonts w:ascii="Wingdings" w:hAnsi="Wingdings" w:hint="default"/>
+        <w:sz w:val="20"/>
+      </w:rPr>
+    </w:lvl>
+    <w:lvl w:ilvl="6" w:tentative="1">
+      <w:start w:val="1"/>
+      <w:numFmt w:val="bullet"/>
+      <w:lvlText w:val=""/>
+      <w:lvlJc w:val="left"/>
+      <w:pPr>
+        <w:tabs>
+          <w:tab w:val="num" w:pos="5040"/>
+        </w:tabs>
+        <w:ind w:left="5040" w:hanging="360"/>
+      </w:pPr>
+      <w:rPr>
+        <w:rFonts w:ascii="Wingdings" w:hAnsi="Wingdings" w:hint="default"/>
+        <w:sz w:val="20"/>
+      </w:rPr>
+    </w:lvl>
+    <w:lvl w:ilvl="7" w:tentative="1">
+      <w:start w:val="1"/>
+      <w:numFmt w:val="bullet"/>
+      <w:lvlText w:val=""/>
+      <w:lvlJc w:val="left"/>
+      <w:pPr>
+        <w:tabs>
+          <w:tab w:val="num" w:pos="5760"/>
+        </w:tabs>
+        <w:ind w:left="5760" w:hanging="360"/>
+      </w:pPr>
+      <w:rPr>
+        <w:rFonts w:ascii="Wingdings" w:hAnsi="Wingdings" w:hint="default"/>
+        <w:sz w:val="20"/>
+      </w:rPr>
+    </w:lvl>
+    <w:lvl w:ilvl="8" w:tentative="1">
+      <w:start w:val="1"/>
+      <w:numFmt w:val="bullet"/>
+      <w:lvlText w:val=""/>
+      <w:lvlJc w:val="left"/>
+      <w:pPr>
+        <w:tabs>
+          <w:tab w:val="num" w:pos="6480"/>
+        </w:tabs>
+        <w:ind w:left="6480" w:hanging="360"/>
+      </w:pPr>
+      <w:rPr>
+        <w:rFonts w:ascii="Wingdings" w:hAnsi="Wingdings" w:hint="default"/>
+        <w:sz w:val="20"/>
+      </w:rPr>
+    </w:lvl>
+  </w:abstractNum>
+  <w:abstractNum w:abstractNumId="8" w15:restartNumberingAfterBreak="0">
+    <w:nsid w:val="5F854369"/>
+    <w:multiLevelType w:val="multilevel"/>
+    <w:tmpl w:val="CD525E56"/>
+    <w:lvl w:ilvl="0">
+      <w:start w:val="1"/>
+      <w:numFmt w:val="decimal"/>
+      <w:lvlText w:val="%1."/>
+      <w:lvlJc w:val="left"/>
+      <w:pPr>
+        <w:tabs>
+          <w:tab w:val="num" w:pos="720"/>
+        </w:tabs>
+        <w:ind w:left="720" w:hanging="360"/>
+      </w:pPr>
+    </w:lvl>
+    <w:lvl w:ilvl="1" w:tentative="1">
+      <w:start w:val="1"/>
+      <w:numFmt w:val="decimal"/>
+      <w:lvlText w:val="%2."/>
+      <w:lvlJc w:val="left"/>
+      <w:pPr>
+        <w:tabs>
+          <w:tab w:val="num" w:pos="1440"/>
+        </w:tabs>
+        <w:ind w:left="1440" w:hanging="360"/>
+      </w:pPr>
+    </w:lvl>
+    <w:lvl w:ilvl="2" w:tentative="1">
+      <w:start w:val="1"/>
+      <w:numFmt w:val="decimal"/>
+      <w:lvlText w:val="%3."/>
+      <w:lvlJc w:val="left"/>
+      <w:pPr>
+        <w:tabs>
+          <w:tab w:val="num" w:pos="2160"/>
+        </w:tabs>
+        <w:ind w:left="2160" w:hanging="360"/>
+      </w:pPr>
+    </w:lvl>
+    <w:lvl w:ilvl="3" w:tentative="1">
+      <w:start w:val="1"/>
+      <w:numFmt w:val="decimal"/>
+      <w:lvlText w:val="%4."/>
+      <w:lvlJc w:val="left"/>
+      <w:pPr>
+        <w:tabs>
+          <w:tab w:val="num" w:pos="2880"/>
+        </w:tabs>
+        <w:ind w:left="2880" w:hanging="360"/>
+      </w:pPr>
+    </w:lvl>
+    <w:lvl w:ilvl="4" w:tentative="1">
+      <w:start w:val="1"/>
+      <w:numFmt w:val="decimal"/>
+      <w:lvlText w:val="%5."/>
+      <w:lvlJc w:val="left"/>
+      <w:pPr>
+        <w:tabs>
+          <w:tab w:val="num" w:pos="3600"/>
+        </w:tabs>
+        <w:ind w:left="3600" w:hanging="360"/>
+      </w:pPr>
+    </w:lvl>
+    <w:lvl w:ilvl="5" w:tentative="1">
+      <w:start w:val="1"/>
+      <w:numFmt w:val="decimal"/>
+      <w:lvlText w:val="%6."/>
+      <w:lvlJc w:val="left"/>
+      <w:pPr>
+        <w:tabs>
+          <w:tab w:val="num" w:pos="4320"/>
+        </w:tabs>
+        <w:ind w:left="4320" w:hanging="360"/>
+      </w:pPr>
+    </w:lvl>
+    <w:lvl w:ilvl="6" w:tentative="1">
+      <w:start w:val="1"/>
+      <w:numFmt w:val="decimal"/>
+      <w:lvlText w:val="%7."/>
+      <w:lvlJc w:val="left"/>
+      <w:pPr>
+        <w:tabs>
+          <w:tab w:val="num" w:pos="5040"/>
+        </w:tabs>
+        <w:ind w:left="5040" w:hanging="360"/>
+      </w:pPr>
+    </w:lvl>
+    <w:lvl w:ilvl="7" w:tentative="1">
+      <w:start w:val="1"/>
+      <w:numFmt w:val="decimal"/>
+      <w:lvlText w:val="%8."/>
+      <w:lvlJc w:val="left"/>
+      <w:pPr>
+        <w:tabs>
+          <w:tab w:val="num" w:pos="5760"/>
+        </w:tabs>
+        <w:ind w:left="5760" w:hanging="360"/>
+      </w:pPr>
+    </w:lvl>
+    <w:lvl w:ilvl="8" w:tentative="1">
+      <w:start w:val="1"/>
+      <w:numFmt w:val="decimal"/>
+      <w:lvlText w:val="%9."/>
+      <w:lvlJc w:val="left"/>
+      <w:pPr>
+        <w:tabs>
+          <w:tab w:val="num" w:pos="6480"/>
+        </w:tabs>
+        <w:ind w:left="6480" w:hanging="360"/>
+      </w:pPr>
+    </w:lvl>
+  </w:abstractNum>
+  <w:abstractNum w:abstractNumId="9" w15:restartNumberingAfterBreak="0">
+    <w:nsid w:val="69E67BA4"/>
+    <w:multiLevelType w:val="multilevel"/>
+    <w:tmpl w:val="216C77C0"/>
+    <w:lvl w:ilvl="0">
+      <w:start w:val="1"/>
+      <w:numFmt w:val="bullet"/>
+      <w:lvlText w:val=""/>
+      <w:lvlJc w:val="left"/>
+      <w:pPr>
+        <w:tabs>
+          <w:tab w:val="num" w:pos="720"/>
+        </w:tabs>
+        <w:ind w:left="720" w:hanging="360"/>
+      </w:pPr>
+      <w:rPr>
+        <w:rFonts w:ascii="Symbol" w:hAnsi="Symbol" w:hint="default"/>
+        <w:sz w:val="20"/>
+      </w:rPr>
+    </w:lvl>
+    <w:lvl w:ilvl="1" w:tentative="1">
+      <w:start w:val="1"/>
+      <w:numFmt w:val="bullet"/>
+      <w:lvlText w:val="o"/>
+      <w:lvlJc w:val="left"/>
+      <w:pPr>
+        <w:tabs>
+          <w:tab w:val="num" w:pos="1440"/>
+        </w:tabs>
+        <w:ind w:left="1440" w:hanging="360"/>
+      </w:pPr>
+      <w:rPr>
+        <w:rFonts w:ascii="Courier New" w:hAnsi="Courier New" w:hint="default"/>
+        <w:sz w:val="20"/>
+      </w:rPr>
+    </w:lvl>
+    <w:lvl w:ilvl="2" w:tentative="1">
+      <w:start w:val="1"/>
+      <w:numFmt w:val="bullet"/>
+      <w:lvlText w:val=""/>
+      <w:lvlJc w:val="left"/>
+      <w:pPr>
+        <w:tabs>
+          <w:tab w:val="num" w:pos="2160"/>
+        </w:tabs>
+        <w:ind w:left="2160" w:hanging="360"/>
+      </w:pPr>
+      <w:rPr>
+        <w:rFonts w:ascii="Wingdings" w:hAnsi="Wingdings" w:hint="default"/>
+        <w:sz w:val="20"/>
+      </w:rPr>
+    </w:lvl>
+    <w:lvl w:ilvl="3" w:tentative="1">
+      <w:start w:val="1"/>
+      <w:numFmt w:val="bullet"/>
+      <w:lvlText w:val=""/>
+      <w:lvlJc w:val="left"/>
+      <w:pPr>
+        <w:tabs>
+          <w:tab w:val="num" w:pos="2880"/>
+        </w:tabs>
+        <w:ind w:left="2880" w:hanging="360"/>
+      </w:pPr>
+      <w:rPr>
+        <w:rFonts w:ascii="Wingdings" w:hAnsi="Wingdings" w:hint="default"/>
+        <w:sz w:val="20"/>
+      </w:rPr>
+    </w:lvl>
+    <w:lvl w:ilvl="4" w:tentative="1">
+      <w:start w:val="1"/>
+      <w:numFmt w:val="bullet"/>
+      <w:lvlText w:val=""/>
+      <w:lvlJc w:val="left"/>
+      <w:pPr>
+        <w:tabs>
+          <w:tab w:val="num" w:pos="3600"/>
+        </w:tabs>
+        <w:ind w:left="3600" w:hanging="360"/>
+      </w:pPr>
+      <w:rPr>
+        <w:rFonts w:ascii="Wingdings" w:hAnsi="Wingdings" w:hint="default"/>
+        <w:sz w:val="20"/>
+      </w:rPr>
+    </w:lvl>
+    <w:lvl w:ilvl="5" w:tentative="1">
+      <w:start w:val="1"/>
+      <w:numFmt w:val="bullet"/>
+      <w:lvlText w:val=""/>
+      <w:lvlJc w:val="left"/>
+      <w:pPr>
+        <w:tabs>
+          <w:tab w:val="num" w:pos="4320"/>
+        </w:tabs>
+        <w:ind w:left="4320" w:hanging="360"/>
+      </w:pPr>
+      <w:rPr>
+        <w:rFonts w:ascii="Wingdings" w:hAnsi="Wingdings" w:hint="default"/>
+        <w:sz w:val="20"/>
+      </w:rPr>
+    </w:lvl>
+    <w:lvl w:ilvl="6" w:tentative="1">
+      <w:start w:val="1"/>
+      <w:numFmt w:val="bullet"/>
+      <w:lvlText w:val=""/>
+      <w:lvlJc w:val="left"/>
+      <w:pPr>
+        <w:tabs>
+          <w:tab w:val="num" w:pos="5040"/>
+        </w:tabs>
+        <w:ind w:left="5040" w:hanging="360"/>
+      </w:pPr>
+      <w:rPr>
+        <w:rFonts w:ascii="Wingdings" w:hAnsi="Wingdings" w:hint="default"/>
+        <w:sz w:val="20"/>
+      </w:rPr>
+    </w:lvl>
+    <w:lvl w:ilvl="7" w:tentative="1">
+      <w:start w:val="1"/>
+      <w:numFmt w:val="bullet"/>
+      <w:lvlText w:val=""/>
+      <w:lvlJc w:val="left"/>
+      <w:pPr>
+        <w:tabs>
+          <w:tab w:val="num" w:pos="5760"/>
+        </w:tabs>
+        <w:ind w:left="5760" w:hanging="360"/>
+      </w:pPr>
+      <w:rPr>
+        <w:rFonts w:ascii="Wingdings" w:hAnsi="Wingdings" w:hint="default"/>
+        <w:sz w:val="20"/>
+      </w:rPr>
+    </w:lvl>
+    <w:lvl w:ilvl="8" w:tentative="1">
+      <w:start w:val="1"/>
+      <w:numFmt w:val="bullet"/>
+      <w:lvlText w:val=""/>
+      <w:lvlJc w:val="left"/>
+      <w:pPr>
+        <w:tabs>
+          <w:tab w:val="num" w:pos="6480"/>
+        </w:tabs>
+        <w:ind w:left="6480" w:hanging="360"/>
+      </w:pPr>
+      <w:rPr>
+        <w:rFonts w:ascii="Wingdings" w:hAnsi="Wingdings" w:hint="default"/>
+        <w:sz w:val="20"/>
+      </w:rPr>
+    </w:lvl>
+  </w:abstractNum>
+  <w:abstractNum w:abstractNumId="10" w15:restartNumberingAfterBreak="0">
+    <w:nsid w:val="73845BF3"/>
+    <w:multiLevelType w:val="multilevel"/>
+    <w:tmpl w:val="8734782A"/>
+    <w:lvl w:ilvl="0">
+      <w:start w:val="1"/>
+      <w:numFmt w:val="bullet"/>
+      <w:lvlText w:val=""/>
+      <w:lvlJc w:val="left"/>
+      <w:pPr>
+        <w:tabs>
+          <w:tab w:val="num" w:pos="720"/>
+        </w:tabs>
+        <w:ind w:left="720" w:hanging="360"/>
+      </w:pPr>
+      <w:rPr>
+        <w:rFonts w:ascii="Symbol" w:hAnsi="Symbol" w:hint="default"/>
+        <w:sz w:val="20"/>
+      </w:rPr>
+    </w:lvl>
+    <w:lvl w:ilvl="1" w:tentative="1">
+      <w:start w:val="1"/>
+      <w:numFmt w:val="bullet"/>
+      <w:lvlText w:val="o"/>
+      <w:lvlJc w:val="left"/>
+      <w:pPr>
+        <w:tabs>
+          <w:tab w:val="num" w:pos="1440"/>
+        </w:tabs>
+        <w:ind w:left="1440" w:hanging="360"/>
+      </w:pPr>
+      <w:rPr>
+        <w:rFonts w:ascii="Courier New" w:hAnsi="Courier New" w:hint="default"/>
+        <w:sz w:val="20"/>
+      </w:rPr>
+    </w:lvl>
+    <w:lvl w:ilvl="2" w:tentative="1">
+      <w:start w:val="1"/>
+      <w:numFmt w:val="bullet"/>
+      <w:lvlText w:val=""/>
+      <w:lvlJc w:val="left"/>
+      <w:pPr>
+        <w:tabs>
+          <w:tab w:val="num" w:pos="2160"/>
+        </w:tabs>
+        <w:ind w:left="2160" w:hanging="360"/>
+      </w:pPr>
+      <w:rPr>
+        <w:rFonts w:ascii="Wingdings" w:hAnsi="Wingdings" w:hint="default"/>
+        <w:sz w:val="20"/>
+      </w:rPr>
+    </w:lvl>
+    <w:lvl w:ilvl="3" w:tentative="1">
+      <w:start w:val="1"/>
+      <w:numFmt w:val="bullet"/>
+      <w:lvlText w:val=""/>
+      <w:lvlJc w:val="left"/>
+      <w:pPr>
+        <w:tabs>
+          <w:tab w:val="num" w:pos="2880"/>
+        </w:tabs>
+        <w:ind w:left="2880" w:hanging="360"/>
+      </w:pPr>
+      <w:rPr>
+        <w:rFonts w:ascii="Wingdings" w:hAnsi="Wingdings" w:hint="default"/>
+        <w:sz w:val="20"/>
+      </w:rPr>
+    </w:lvl>
+    <w:lvl w:ilvl="4" w:tentative="1">
+      <w:start w:val="1"/>
+      <w:numFmt w:val="bullet"/>
+      <w:lvlText w:val=""/>
+      <w:lvlJc w:val="left"/>
+      <w:pPr>
+        <w:tabs>
+          <w:tab w:val="num" w:pos="3600"/>
+        </w:tabs>
+        <w:ind w:left="3600" w:hanging="360"/>
+      </w:pPr>
+      <w:rPr>
+        <w:rFonts w:ascii="Wingdings" w:hAnsi="Wingdings" w:hint="default"/>
+        <w:sz w:val="20"/>
+      </w:rPr>
+    </w:lvl>
+    <w:lvl w:ilvl="5" w:tentative="1">
+      <w:start w:val="1"/>
+      <w:numFmt w:val="bullet"/>
+      <w:lvlText w:val=""/>
+      <w:lvlJc w:val="left"/>
+      <w:pPr>
+        <w:tabs>
+          <w:tab w:val="num" w:pos="4320"/>
+        </w:tabs>
+        <w:ind w:left="4320" w:hanging="360"/>
+      </w:pPr>
+      <w:rPr>
+        <w:rFonts w:ascii="Wingdings" w:hAnsi="Wingdings" w:hint="default"/>
+        <w:sz w:val="20"/>
+      </w:rPr>
+    </w:lvl>
+    <w:lvl w:ilvl="6" w:tentative="1">
+      <w:start w:val="1"/>
+      <w:numFmt w:val="bullet"/>
+      <w:lvlText w:val=""/>
+      <w:lvlJc w:val="left"/>
+      <w:pPr>
+        <w:tabs>
+          <w:tab w:val="num" w:pos="5040"/>
+        </w:tabs>
+        <w:ind w:left="5040" w:hanging="360"/>
+      </w:pPr>
+      <w:rPr>
+        <w:rFonts w:ascii="Wingdings" w:hAnsi="Wingdings" w:hint="default"/>
+        <w:sz w:val="20"/>
+      </w:rPr>
+    </w:lvl>
+    <w:lvl w:ilvl="7" w:tentative="1">
+      <w:start w:val="1"/>
+      <w:numFmt w:val="bullet"/>
+      <w:lvlText w:val=""/>
+      <w:lvlJc w:val="left"/>
+      <w:pPr>
+        <w:tabs>
+          <w:tab w:val="num" w:pos="5760"/>
+        </w:tabs>
+        <w:ind w:left="5760" w:hanging="360"/>
+      </w:pPr>
+      <w:rPr>
+        <w:rFonts w:ascii="Wingdings" w:hAnsi="Wingdings" w:hint="default"/>
+        <w:sz w:val="20"/>
+      </w:rPr>
+    </w:lvl>
+    <w:lvl w:ilvl="8" w:tentative="1">
+      <w:start w:val="1"/>
+      <w:numFmt w:val="bullet"/>
+      <w:lvlText w:val=""/>
+      <w:lvlJc w:val="left"/>
+      <w:pPr>
+        <w:tabs>
+          <w:tab w:val="num" w:pos="6480"/>
+        </w:tabs>
+        <w:ind w:left="6480" w:hanging="360"/>
+      </w:pPr>
+      <w:rPr>
+        <w:rFonts w:ascii="Wingdings" w:hAnsi="Wingdings" w:hint="default"/>
+        <w:sz w:val="20"/>
+      </w:rPr>
+    </w:lvl>
+  </w:abstractNum>
+  <w:num w:numId="1" w16cid:durableId="2079204973">
+    <w:abstractNumId w:val="3"/>
+  </w:num>
+  <w:num w:numId="2" w16cid:durableId="1129784930">
+    <w:abstractNumId w:val="9"/>
+  </w:num>
+  <w:num w:numId="3" w16cid:durableId="737437280">
+    <w:abstractNumId w:val="2"/>
+  </w:num>
+  <w:num w:numId="4" w16cid:durableId="262304835">
+    <w:abstractNumId w:val="5"/>
+  </w:num>
+  <w:num w:numId="5" w16cid:durableId="974722283">
+    <w:abstractNumId w:val="10"/>
+  </w:num>
+  <w:num w:numId="6" w16cid:durableId="1611930630">
+    <w:abstractNumId w:val="1"/>
+  </w:num>
+  <w:num w:numId="7" w16cid:durableId="1448499871">
+    <w:abstractNumId w:val="7"/>
+  </w:num>
+  <w:num w:numId="8" w16cid:durableId="1751123448">
+    <w:abstractNumId w:val="6"/>
+  </w:num>
+  <w:num w:numId="9" w16cid:durableId="1590113709">
+    <w:abstractNumId w:val="0"/>
+  </w:num>
+  <w:num w:numId="10" w16cid:durableId="1597441521">
+    <w:abstractNumId w:val="4"/>
+  </w:num>
+  <w:num w:numId="11" w16cid:durableId="1138494939">
+    <w:abstractNumId w:val="8"/>
+  </w:num>
+</w:numbering>
 </file>
 
 <file path=word/styles.xml><?xml version="1.0" encoding="utf-8"?>
@@ -616,7 +4517,6 @@
   <w:style w:type="character" w:default="1" w:styleId="DefaultParagraphFont">
     <w:name w:val="Default Paragraph Font"/>
     <w:uiPriority w:val="1"/>
-    <w:semiHidden/>
     <w:unhideWhenUsed/>
   </w:style>
   <w:style w:type="table" w:default="1" w:styleId="TableNormal">
